--- a/Documentation/Курсовой проект титульник.docx
+++ b/Documentation/Курсовой проект титульник.docx
@@ -4,7 +4,7 @@
   <w:body>
     <w:p>
       <w:pPr>
-        <w:pStyle w:val="881"/>
+        <w:pStyle w:val="885"/>
         <w:widowControl w:val="true"/>
         <w:pBdr/>
         <w:spacing w:after="0" w:afterAutospacing="0"/>
@@ -41,7 +41,7 @@
     </w:p>
     <w:p>
       <w:pPr>
-        <w:pStyle w:val="881"/>
+        <w:pStyle w:val="885"/>
         <w:widowControl w:val="true"/>
         <w:pBdr/>
         <w:spacing w:after="0" w:afterAutospacing="0"/>
@@ -78,7 +78,7 @@
     </w:p>
     <w:p>
       <w:pPr>
-        <w:pStyle w:val="881"/>
+        <w:pStyle w:val="885"/>
         <w:widowControl w:val="true"/>
         <w:numPr>
           <w:ilvl w:val="0"/>
@@ -120,7 +120,7 @@
     </w:p>
     <w:p>
       <w:pPr>
-        <w:pStyle w:val="881"/>
+        <w:pStyle w:val="885"/>
         <w:widowControl w:val="true"/>
         <w:numPr>
           <w:ilvl w:val="0"/>
@@ -162,7 +162,7 @@
     </w:p>
     <w:p>
       <w:pPr>
-        <w:pStyle w:val="881"/>
+        <w:pStyle w:val="885"/>
         <w:widowControl w:val="true"/>
         <w:numPr>
           <w:ilvl w:val="0"/>
@@ -204,7 +204,7 @@
     </w:p>
     <w:p>
       <w:pPr>
-        <w:pStyle w:val="881"/>
+        <w:pStyle w:val="885"/>
         <w:widowControl w:val="true"/>
         <w:numPr>
           <w:ilvl w:val="0"/>
@@ -245,7 +245,7 @@
     </w:p>
     <w:p>
       <w:pPr>
-        <w:pStyle w:val="881"/>
+        <w:pStyle w:val="885"/>
         <w:widowControl w:val="true"/>
         <w:numPr>
           <w:ilvl w:val="0"/>
@@ -294,7 +294,7 @@
     </w:p>
     <w:p>
       <w:pPr>
-        <w:pStyle w:val="881"/>
+        <w:pStyle w:val="885"/>
         <w:widowControl w:val="true"/>
         <w:numPr>
           <w:ilvl w:val="0"/>
@@ -343,7 +343,7 @@
     </w:p>
     <w:p>
       <w:pPr>
-        <w:pStyle w:val="881"/>
+        <w:pStyle w:val="885"/>
         <w:keepNext w:val="true"/>
         <w:widowControl w:val="true"/>
         <w:numPr>
@@ -394,7 +394,7 @@
     </w:p>
     <w:p>
       <w:pPr>
-        <w:pStyle w:val="881"/>
+        <w:pStyle w:val="885"/>
         <w:pBdr/>
         <w:spacing w:after="0" w:afterAutospacing="0"/>
         <w:ind/>
@@ -434,7 +434,7 @@
     </w:p>
     <w:p>
       <w:pPr>
-        <w:pStyle w:val="881"/>
+        <w:pStyle w:val="885"/>
         <w:pBdr/>
         <w:spacing w:after="0" w:afterAutospacing="0"/>
         <w:ind/>
@@ -488,7 +488,7 @@
     </w:p>
     <w:p>
       <w:pPr>
-        <w:pStyle w:val="881"/>
+        <w:pStyle w:val="885"/>
         <w:pBdr/>
         <w:spacing w:after="0" w:afterAutospacing="0"/>
         <w:ind/>
@@ -532,7 +532,7 @@
     </w:p>
     <w:p>
       <w:pPr>
-        <w:pStyle w:val="881"/>
+        <w:pStyle w:val="885"/>
         <w:pBdr/>
         <w:spacing w:after="0" w:afterAutospacing="0"/>
         <w:ind/>
@@ -559,7 +559,7 @@
     </w:p>
     <w:p>
       <w:pPr>
-        <w:pStyle w:val="881"/>
+        <w:pStyle w:val="885"/>
         <w:pBdr/>
         <w:spacing w:after="0" w:afterAutospacing="0"/>
         <w:ind/>
@@ -570,7 +570,7 @@
     </w:p>
     <w:p>
       <w:pPr>
-        <w:pStyle w:val="881"/>
+        <w:pStyle w:val="885"/>
         <w:pBdr/>
         <w:spacing w:after="0" w:afterAutospacing="0"/>
         <w:ind/>
@@ -581,7 +581,7 @@
     </w:p>
     <w:p>
       <w:pPr>
-        <w:pStyle w:val="881"/>
+        <w:pStyle w:val="885"/>
         <w:pBdr/>
         <w:spacing w:after="0" w:afterAutospacing="0"/>
         <w:ind/>
@@ -630,7 +630,7 @@
     </w:p>
     <w:p>
       <w:pPr>
-        <w:pStyle w:val="881"/>
+        <w:pStyle w:val="885"/>
         <w:widowControl w:val="true"/>
         <w:numPr>
           <w:ilvl w:val="0"/>
@@ -671,7 +671,7 @@
     </w:p>
     <w:p>
       <w:pPr>
-        <w:pStyle w:val="881"/>
+        <w:pStyle w:val="885"/>
         <w:widowControl w:val="true"/>
         <w:numPr>
           <w:ilvl w:val="0"/>
@@ -701,7 +701,6 @@
           <w:highlight w:val="none"/>
           <w:u w:val="single"/>
         </w:rPr>
-        <w:t xml:space="preserve">Разработка </w:t>
       </w:r>
       <w:r>
         <w:rPr>
@@ -710,30 +709,19 @@
           <w:bCs/>
           <w:color w:val="000000" w:themeColor="text1"/>
           <w:sz w:val="24"/>
-          <w:highlight w:val="white"/>
+          <w:highlight w:val="none"/>
           <w:u w:val="single"/>
         </w:rPr>
-        <w:t xml:space="preserve">Web</w:t>
+        <w:t xml:space="preserve">Разработка RESTful API для систематизации и отслеживания персональных финансов</w:t>
       </w:r>
       <w:r>
         <w:rPr>
           <w:rFonts w:ascii="Times New Roman" w:hAnsi="Times New Roman" w:eastAsia="Times New Roman" w:cs="Times New Roman"/>
           <w:b/>
           <w:bCs/>
-          <w:color w:val="212529"/>
+          <w:color w:val="000000" w:themeColor="text1"/>
           <w:sz w:val="24"/>
-          <w:highlight w:val="white"/>
-          <w:u w:val="single"/>
-        </w:rPr>
-        <w:t xml:space="preserve"> API для мониторинга и управления личными финансами</w:t>
-      </w:r>
-      <w:r>
-        <w:rPr>
-          <w:rFonts w:ascii="Times New Roman" w:hAnsi="Times New Roman" w:eastAsia="Times New Roman" w:cs="Times New Roman"/>
-          <w:b/>
-          <w:bCs/>
-          <w:sz w:val="32"/>
-          <w:szCs w:val="32"/>
+          <w:highlight w:val="none"/>
           <w:u w:val="single"/>
         </w:rPr>
       </w:r>
@@ -750,7 +738,7 @@
     </w:p>
     <w:p>
       <w:pPr>
-        <w:pStyle w:val="881"/>
+        <w:pStyle w:val="885"/>
         <w:widowControl w:val="true"/>
         <w:numPr>
           <w:ilvl w:val="0"/>
@@ -791,7 +779,7 @@
     </w:p>
     <w:p>
       <w:pPr>
-        <w:pStyle w:val="881"/>
+        <w:pStyle w:val="885"/>
         <w:widowControl w:val="true"/>
         <w:numPr>
           <w:ilvl w:val="0"/>
@@ -832,7 +820,7 @@
     </w:p>
     <w:p>
       <w:pPr>
-        <w:pStyle w:val="881"/>
+        <w:pStyle w:val="885"/>
         <w:widowControl w:val="true"/>
         <w:numPr>
           <w:ilvl w:val="0"/>
@@ -841,7 +829,7 @@
         <w:pBdr/>
         <w:spacing w:after="0" w:afterAutospacing="0" w:line="276" w:lineRule="auto"/>
         <w:ind w:firstLine="0" w:left="0"/>
-        <w:jc w:val="center"/>
+        <w:jc w:val="left"/>
         <w:outlineLvl w:val="0"/>
         <w:rPr>
           <w:rFonts w:ascii="Times New Roman" w:hAnsi="Times New Roman" w:eastAsia="Times New Roman" w:cs="Times New Roman"/>
@@ -873,48 +861,7 @@
     </w:p>
     <w:p>
       <w:pPr>
-        <w:pStyle w:val="881"/>
-        <w:widowControl w:val="true"/>
-        <w:numPr>
-          <w:ilvl w:val="0"/>
-          <w:numId w:val="0"/>
-        </w:numPr>
-        <w:pBdr/>
-        <w:spacing w:after="0" w:afterAutospacing="0" w:line="276" w:lineRule="auto"/>
-        <w:ind w:firstLine="0" w:left="0"/>
-        <w:jc w:val="center"/>
-        <w:outlineLvl w:val="0"/>
-        <w:rPr>
-          <w:rFonts w:ascii="Times New Roman" w:hAnsi="Times New Roman" w:eastAsia="Times New Roman" w:cs="Times New Roman"/>
-          <w:sz w:val="18"/>
-          <w:szCs w:val="18"/>
-        </w:rPr>
-      </w:pPr>
-      <w:r>
-        <w:rPr>
-          <w:rFonts w:ascii="Times New Roman" w:hAnsi="Times New Roman" w:eastAsia="Times New Roman" w:cs="Times New Roman"/>
-          <w:sz w:val="18"/>
-          <w:szCs w:val="18"/>
-        </w:rPr>
-      </w:r>
-      <w:r>
-        <w:rPr>
-          <w:rFonts w:ascii="Times New Roman" w:hAnsi="Times New Roman" w:eastAsia="Times New Roman" w:cs="Times New Roman"/>
-          <w:sz w:val="18"/>
-          <w:szCs w:val="18"/>
-        </w:rPr>
-      </w:r>
-      <w:r>
-        <w:rPr>
-          <w:rFonts w:ascii="Times New Roman" w:hAnsi="Times New Roman" w:eastAsia="Times New Roman" w:cs="Times New Roman"/>
-          <w:sz w:val="18"/>
-          <w:szCs w:val="18"/>
-        </w:rPr>
-      </w:r>
-    </w:p>
-    <w:p>
-      <w:pPr>
-        <w:pStyle w:val="881"/>
+        <w:pStyle w:val="885"/>
         <w:widowControl w:val="true"/>
         <w:numPr>
           <w:ilvl w:val="0"/>
@@ -962,7 +909,7 @@
     </w:p>
     <w:p>
       <w:pPr>
-        <w:pStyle w:val="881"/>
+        <w:pStyle w:val="885"/>
         <w:widowControl w:val="true"/>
         <w:numPr>
           <w:ilvl w:val="0"/>
@@ -1010,7 +957,7 @@
     </w:p>
     <w:p>
       <w:pPr>
-        <w:pStyle w:val="881"/>
+        <w:pStyle w:val="885"/>
         <w:widowControl w:val="true"/>
         <w:numPr>
           <w:ilvl w:val="0"/>
@@ -1086,7 +1033,7 @@
     </w:p>
     <w:p>
       <w:pPr>
-        <w:pStyle w:val="881"/>
+        <w:pStyle w:val="885"/>
         <w:widowControl w:val="true"/>
         <w:numPr>
           <w:ilvl w:val="0"/>
@@ -1153,7 +1100,7 @@
     </w:p>
     <w:p>
       <w:pPr>
-        <w:pStyle w:val="881"/>
+        <w:pStyle w:val="885"/>
         <w:widowControl w:val="true"/>
         <w:numPr>
           <w:ilvl w:val="0"/>
@@ -1189,7 +1136,7 @@
     </w:p>
     <w:p>
       <w:pPr>
-        <w:pStyle w:val="881"/>
+        <w:pStyle w:val="885"/>
         <w:widowControl w:val="true"/>
         <w:numPr>
           <w:ilvl w:val="0"/>
@@ -1224,7 +1171,7 @@
     </w:p>
     <w:p>
       <w:pPr>
-        <w:pStyle w:val="881"/>
+        <w:pStyle w:val="885"/>
         <w:widowControl w:val="true"/>
         <w:numPr>
           <w:ilvl w:val="0"/>
@@ -1265,7 +1212,7 @@
     </w:p>
     <w:p>
       <w:pPr>
-        <w:pStyle w:val="881"/>
+        <w:pStyle w:val="885"/>
         <w:widowControl w:val="true"/>
         <w:numPr>
           <w:ilvl w:val="0"/>
@@ -1301,7 +1248,7 @@
     </w:p>
     <w:p>
       <w:pPr>
-        <w:pStyle w:val="881"/>
+        <w:pStyle w:val="885"/>
         <w:widowControl w:val="true"/>
         <w:numPr>
           <w:ilvl w:val="0"/>
@@ -1342,7 +1289,7 @@
     </w:p>
     <w:p>
       <w:pPr>
-        <w:pStyle w:val="881"/>
+        <w:pStyle w:val="885"/>
         <w:widowControl w:val="true"/>
         <w:numPr>
           <w:ilvl w:val="0"/>
@@ -1405,7 +1352,7 @@
     </w:p>
     <w:p>
       <w:pPr>
-        <w:pStyle w:val="881"/>
+        <w:pStyle w:val="885"/>
         <w:widowControl w:val="true"/>
         <w:pBdr/>
         <w:spacing w:after="0" w:afterAutospacing="0"/>
@@ -1433,7 +1380,7 @@
     </w:p>
     <w:p>
       <w:pPr>
-        <w:pStyle w:val="881"/>
+        <w:pStyle w:val="885"/>
         <w:pBdr/>
         <w:spacing w:after="0" w:afterAutospacing="0"/>
         <w:ind/>
@@ -1459,7 +1406,7 @@
     </w:p>
     <w:p>
       <w:pPr>
-        <w:pStyle w:val="881"/>
+        <w:pStyle w:val="885"/>
         <w:pBdr/>
         <w:spacing w:after="0" w:afterAutospacing="0"/>
         <w:ind/>
@@ -1485,7 +1432,7 @@
     </w:p>
     <w:p>
       <w:pPr>
-        <w:pStyle w:val="881"/>
+        <w:pStyle w:val="885"/>
         <w:pBdr/>
         <w:spacing w:after="0" w:afterAutospacing="0"/>
         <w:ind/>
@@ -1512,7 +1459,7 @@
     </w:p>
     <w:p>
       <w:pPr>
-        <w:pStyle w:val="881"/>
+        <w:pStyle w:val="885"/>
         <w:pBdr/>
         <w:spacing w:after="0" w:afterAutospacing="0"/>
         <w:ind/>
@@ -1538,7 +1485,7 @@
     </w:p>
     <w:p>
       <w:pPr>
-        <w:pStyle w:val="881"/>
+        <w:pStyle w:val="885"/>
         <w:pBdr/>
         <w:spacing w:after="0" w:afterAutospacing="0"/>
         <w:ind/>
@@ -1556,13 +1503,7 @@
         <w:rPr>
           <w:rFonts w:ascii="Times New Roman" w:hAnsi="Times New Roman" w:cs="Times New Roman"/>
         </w:rPr>
-        <w:t xml:space="preserve">5</w:t>
-      </w:r>
-      <w:r>
-        <w:rPr>
-          <w:rFonts w:ascii="Times New Roman" w:hAnsi="Times New Roman" w:cs="Times New Roman"/>
-        </w:rPr>
-        <w:t xml:space="preserve"> г.</w:t>
+        <w:t xml:space="preserve">5 г.</w:t>
       </w:r>
       <w:r>
         <w:rPr>
@@ -1577,7 +1518,7 @@
     </w:p>
     <w:p>
       <w:pPr>
-        <w:pStyle w:val="881"/>
+        <w:pStyle w:val="885"/>
         <w:pBdr/>
         <w:spacing w:after="0" w:afterAutospacing="0"/>
         <w:ind/>
@@ -1603,7 +1544,7 @@
     </w:p>
     <w:p>
       <w:pPr>
-        <w:pStyle w:val="881"/>
+        <w:pStyle w:val="885"/>
         <w:pBdr/>
         <w:spacing w:after="0" w:afterAutospacing="0"/>
         <w:ind/>
@@ -1637,7 +1578,7 @@
     </w:p>
     <w:p>
       <w:pPr>
-        <w:pStyle w:val="881"/>
+        <w:pStyle w:val="885"/>
         <w:pBdr/>
         <w:spacing w:after="0" w:afterAutospacing="0"/>
         <w:ind/>
@@ -1680,7 +1621,7 @@
     </w:p>
     <w:p>
       <w:pPr>
-        <w:pStyle w:val="881"/>
+        <w:pStyle w:val="885"/>
         <w:pBdr/>
         <w:spacing w:after="0" w:afterAutospacing="0"/>
         <w:ind/>
@@ -1718,7 +1659,7 @@
     </w:p>
     <w:p>
       <w:pPr>
-        <w:pStyle w:val="881"/>
+        <w:pStyle w:val="885"/>
         <w:pBdr/>
         <w:spacing w:after="0" w:afterAutospacing="0"/>
         <w:ind/>
@@ -1744,7 +1685,7 @@
     </w:p>
     <w:p>
       <w:pPr>
-        <w:pStyle w:val="881"/>
+        <w:pStyle w:val="885"/>
         <w:pBdr/>
         <w:spacing w:after="0" w:afterAutospacing="0"/>
         <w:ind/>
@@ -1772,7 +1713,7 @@
     </w:p>
     <w:p>
       <w:pPr>
-        <w:pStyle w:val="881"/>
+        <w:pStyle w:val="885"/>
         <w:pBdr/>
         <w:spacing w:after="0" w:afterAutospacing="0"/>
         <w:ind/>
@@ -2049,9 +1990,23 @@
     <w:lsdException w:name="Bibliography" w:uiPriority="37"/>
     <w:lsdException w:name="TOC Heading" w:uiPriority="39" w:qFormat="1"/>
   </w:latentStyles>
-  <w:style w:type="table" w:styleId="697">
+  <w:style w:type="character" w:styleId="198">
+    <w:name w:val="Placeholder Text"/>
+    <w:basedOn w:val="836"/>
+    <w:uiPriority w:val="99"/>
+    <w:semiHidden/>
+    <w:pPr>
+      <w:pBdr/>
+      <w:spacing/>
+      <w:ind/>
+    </w:pPr>
+    <w:rPr>
+      <w:color w:val="666666"/>
+    </w:rPr>
+  </w:style>
+  <w:style w:type="table" w:styleId="701">
     <w:name w:val="Table Grid"/>
-    <w:basedOn w:val="882"/>
+    <w:basedOn w:val="886"/>
     <w:uiPriority w:val="59"/>
     <w:pPr>
       <w:pBdr/>
@@ -2060,6 +2015,12 @@
     </w:pPr>
     <w:tblPr>
       <w:tblInd w:w="0" w:type="dxa"/>
+      <w:tblCellMar>
+        <w:left w:w="108" w:type="dxa"/>
+        <w:top w:w="0" w:type="dxa"/>
+        <w:right w:w="108" w:type="dxa"/>
+        <w:bottom w:w="0" w:type="dxa"/>
+      </w:tblCellMar>
       <w:tblBorders>
         <w:top w:val="single" w:color="000000" w:sz="4" w:space="0"/>
         <w:left w:val="single" w:color="000000" w:sz="4" w:space="0"/>
@@ -2068,12 +2029,6 @@
         <w:insideH w:val="single" w:color="000000" w:sz="4" w:space="0"/>
         <w:insideV w:val="single" w:color="000000" w:sz="4" w:space="0"/>
       </w:tblBorders>
-      <w:tblCellMar>
-        <w:left w:w="108" w:type="dxa"/>
-        <w:top w:w="0" w:type="dxa"/>
-        <w:right w:w="108" w:type="dxa"/>
-        <w:bottom w:w="0" w:type="dxa"/>
-      </w:tblCellMar>
     </w:tblPr>
     <w:tcPr>
       <w:tcBorders/>
@@ -2248,9 +2203,9 @@
       </w:tcPr>
     </w:tblStylePr>
   </w:style>
-  <w:style w:type="table" w:styleId="698">
+  <w:style w:type="table" w:styleId="702">
     <w:name w:val="Table Grid Light"/>
-    <w:basedOn w:val="882"/>
+    <w:basedOn w:val="886"/>
     <w:uiPriority w:val="59"/>
     <w:pPr>
       <w:pBdr/>
@@ -2259,6 +2214,12 @@
     </w:pPr>
     <w:tblPr>
       <w:tblInd w:w="0" w:type="dxa"/>
+      <w:tblCellMar>
+        <w:left w:w="108" w:type="dxa"/>
+        <w:top w:w="0" w:type="dxa"/>
+        <w:right w:w="108" w:type="dxa"/>
+        <w:bottom w:w="0" w:type="dxa"/>
+      </w:tblCellMar>
       <w:tblBorders>
         <w:top w:val="single" w:color="000000" w:themeColor="text1" w:themeTint="50" w:sz="4" w:space="0"/>
         <w:left w:val="single" w:color="000000" w:themeColor="text1" w:themeTint="50" w:sz="4" w:space="0"/>
@@ -2267,12 +2228,6 @@
         <w:insideH w:val="single" w:color="000000" w:themeColor="text1" w:themeTint="50" w:sz="4" w:space="0"/>
         <w:insideV w:val="single" w:color="000000" w:themeColor="text1" w:themeTint="50" w:sz="4" w:space="0"/>
       </w:tblBorders>
-      <w:tblCellMar>
-        <w:left w:w="108" w:type="dxa"/>
-        <w:top w:w="0" w:type="dxa"/>
-        <w:right w:w="108" w:type="dxa"/>
-        <w:bottom w:w="0" w:type="dxa"/>
-      </w:tblCellMar>
     </w:tblPr>
     <w:tcPr>
       <w:tcBorders/>
@@ -2447,9 +2402,9 @@
       </w:tcPr>
     </w:tblStylePr>
   </w:style>
-  <w:style w:type="table" w:styleId="699">
+  <w:style w:type="table" w:styleId="703">
     <w:name w:val="Plain Table 1"/>
-    <w:basedOn w:val="882"/>
+    <w:basedOn w:val="886"/>
     <w:uiPriority w:val="59"/>
     <w:pPr>
       <w:pBdr/>
@@ -2458,6 +2413,12 @@
     </w:pPr>
     <w:tblPr>
       <w:tblInd w:w="0" w:type="dxa"/>
+      <w:tblCellMar>
+        <w:left w:w="108" w:type="dxa"/>
+        <w:top w:w="0" w:type="dxa"/>
+        <w:right w:w="108" w:type="dxa"/>
+        <w:bottom w:w="0" w:type="dxa"/>
+      </w:tblCellMar>
       <w:tblBorders>
         <w:top w:val="single" w:color="000000" w:themeColor="text1" w:themeTint="50" w:sz="4" w:space="0"/>
         <w:left w:val="single" w:color="000000" w:themeColor="text1" w:themeTint="50" w:sz="4" w:space="0"/>
@@ -2466,12 +2427,6 @@
         <w:insideH w:val="single" w:color="000000" w:themeColor="text1" w:themeTint="50" w:sz="4" w:space="0"/>
         <w:insideV w:val="single" w:color="000000" w:themeColor="text1" w:themeTint="50" w:sz="4" w:space="0"/>
       </w:tblBorders>
-      <w:tblCellMar>
-        <w:left w:w="108" w:type="dxa"/>
-        <w:top w:w="0" w:type="dxa"/>
-        <w:right w:w="108" w:type="dxa"/>
-        <w:bottom w:w="0" w:type="dxa"/>
-      </w:tblCellMar>
     </w:tblPr>
     <w:tcPr>
       <w:tcBorders/>
@@ -2672,9 +2627,9 @@
       </w:tcPr>
     </w:tblStylePr>
   </w:style>
-  <w:style w:type="table" w:styleId="700">
+  <w:style w:type="table" w:styleId="704">
     <w:name w:val="Plain Table 2"/>
-    <w:basedOn w:val="882"/>
+    <w:basedOn w:val="886"/>
     <w:uiPriority w:val="59"/>
     <w:pPr>
       <w:pBdr/>
@@ -2683,18 +2638,18 @@
     </w:pPr>
     <w:tblPr>
       <w:tblInd w:w="0" w:type="dxa"/>
+      <w:tblCellMar>
+        <w:left w:w="108" w:type="dxa"/>
+        <w:top w:w="0" w:type="dxa"/>
+        <w:right w:w="108" w:type="dxa"/>
+        <w:bottom w:w="0" w:type="dxa"/>
+      </w:tblCellMar>
       <w:tblBorders>
         <w:top w:val="single" w:color="000000" w:themeColor="text1" w:sz="4" w:space="0"/>
         <w:left w:val="none" w:color="000000" w:themeColor="text1" w:sz="4" w:space="0"/>
         <w:bottom w:val="single" w:color="000000" w:themeColor="text1" w:sz="4" w:space="0"/>
         <w:right w:val="none" w:color="000000" w:themeColor="text1" w:sz="4" w:space="0"/>
       </w:tblBorders>
-      <w:tblCellMar>
-        <w:left w:w="108" w:type="dxa"/>
-        <w:top w:w="0" w:type="dxa"/>
-        <w:right w:w="108" w:type="dxa"/>
-        <w:bottom w:w="0" w:type="dxa"/>
-      </w:tblCellMar>
     </w:tblPr>
     <w:tcPr>
       <w:tcBorders/>
@@ -2905,9 +2860,9 @@
       </w:tcPr>
     </w:tblStylePr>
   </w:style>
-  <w:style w:type="table" w:styleId="701">
+  <w:style w:type="table" w:styleId="705">
     <w:name w:val="Plain Table 3"/>
-    <w:basedOn w:val="882"/>
+    <w:basedOn w:val="886"/>
     <w:uiPriority w:val="99"/>
     <w:pPr>
       <w:pBdr/>
@@ -3135,9 +3090,9 @@
       </w:tcPr>
     </w:tblStylePr>
   </w:style>
-  <w:style w:type="table" w:styleId="702">
+  <w:style w:type="table" w:styleId="706">
     <w:name w:val="Plain Table 4"/>
-    <w:basedOn w:val="882"/>
+    <w:basedOn w:val="886"/>
     <w:uiPriority w:val="99"/>
     <w:pPr>
       <w:pBdr/>
@@ -3351,9 +3306,9 @@
       </w:tcPr>
     </w:tblStylePr>
   </w:style>
-  <w:style w:type="table" w:styleId="703">
+  <w:style w:type="table" w:styleId="707">
     <w:name w:val="Plain Table 5"/>
-    <w:basedOn w:val="882"/>
+    <w:basedOn w:val="886"/>
     <w:uiPriority w:val="99"/>
     <w:pPr>
       <w:pBdr/>
@@ -3584,9 +3539,9 @@
       </w:tcPr>
     </w:tblStylePr>
   </w:style>
-  <w:style w:type="table" w:styleId="704">
+  <w:style w:type="table" w:styleId="708">
     <w:name w:val="Grid Table 1 Light"/>
-    <w:basedOn w:val="882"/>
+    <w:basedOn w:val="886"/>
     <w:uiPriority w:val="99"/>
     <w:pPr>
       <w:pBdr/>
@@ -3807,9 +3762,9 @@
       </w:tcPr>
     </w:tblStylePr>
   </w:style>
-  <w:style w:type="table" w:styleId="705">
+  <w:style w:type="table" w:styleId="709">
     <w:name w:val="Grid Table 1 Light - Accent 1"/>
-    <w:basedOn w:val="882"/>
+    <w:basedOn w:val="886"/>
     <w:uiPriority w:val="99"/>
     <w:pPr>
       <w:pBdr/>
@@ -4030,9 +3985,9 @@
       </w:tcPr>
     </w:tblStylePr>
   </w:style>
-  <w:style w:type="table" w:styleId="706">
+  <w:style w:type="table" w:styleId="710">
     <w:name w:val="Grid Table 1 Light - Accent 2"/>
-    <w:basedOn w:val="882"/>
+    <w:basedOn w:val="886"/>
     <w:uiPriority w:val="99"/>
     <w:pPr>
       <w:pBdr/>
@@ -4253,9 +4208,9 @@
       </w:tcPr>
     </w:tblStylePr>
   </w:style>
-  <w:style w:type="table" w:styleId="707">
+  <w:style w:type="table" w:styleId="711">
     <w:name w:val="Grid Table 1 Light - Accent 3"/>
-    <w:basedOn w:val="882"/>
+    <w:basedOn w:val="886"/>
     <w:uiPriority w:val="99"/>
     <w:pPr>
       <w:pBdr/>
@@ -4476,9 +4431,9 @@
       </w:tcPr>
     </w:tblStylePr>
   </w:style>
-  <w:style w:type="table" w:styleId="708">
+  <w:style w:type="table" w:styleId="712">
     <w:name w:val="Grid Table 1 Light - Accent 4"/>
-    <w:basedOn w:val="882"/>
+    <w:basedOn w:val="886"/>
     <w:uiPriority w:val="99"/>
     <w:pPr>
       <w:pBdr/>
@@ -4699,9 +4654,9 @@
       </w:tcPr>
     </w:tblStylePr>
   </w:style>
-  <w:style w:type="table" w:styleId="709">
+  <w:style w:type="table" w:styleId="713">
     <w:name w:val="Grid Table 1 Light - Accent 5"/>
-    <w:basedOn w:val="882"/>
+    <w:basedOn w:val="886"/>
     <w:uiPriority w:val="99"/>
     <w:pPr>
       <w:pBdr/>
@@ -4922,9 +4877,9 @@
       </w:tcPr>
     </w:tblStylePr>
   </w:style>
-  <w:style w:type="table" w:styleId="710">
+  <w:style w:type="table" w:styleId="714">
     <w:name w:val="Grid Table 1 Light - Accent 6"/>
-    <w:basedOn w:val="882"/>
+    <w:basedOn w:val="886"/>
     <w:uiPriority w:val="99"/>
     <w:pPr>
       <w:pBdr/>
@@ -5145,9 +5100,9 @@
       </w:tcPr>
     </w:tblStylePr>
   </w:style>
-  <w:style w:type="table" w:styleId="711">
+  <w:style w:type="table" w:styleId="715">
     <w:name w:val="Grid Table 2"/>
-    <w:basedOn w:val="882"/>
+    <w:basedOn w:val="886"/>
     <w:uiPriority w:val="99"/>
     <w:pPr>
       <w:pBdr/>
@@ -5377,9 +5332,9 @@
       </w:tcPr>
     </w:tblStylePr>
   </w:style>
-  <w:style w:type="table" w:styleId="712">
+  <w:style w:type="table" w:styleId="716">
     <w:name w:val="Grid Table 2 - Accent 1"/>
-    <w:basedOn w:val="882"/>
+    <w:basedOn w:val="886"/>
     <w:uiPriority w:val="99"/>
     <w:pPr>
       <w:pBdr/>
@@ -5609,9 +5564,9 @@
       </w:tcPr>
     </w:tblStylePr>
   </w:style>
-  <w:style w:type="table" w:styleId="713">
+  <w:style w:type="table" w:styleId="717">
     <w:name w:val="Grid Table 2 - Accent 2"/>
-    <w:basedOn w:val="882"/>
+    <w:basedOn w:val="886"/>
     <w:uiPriority w:val="99"/>
     <w:pPr>
       <w:pBdr/>
@@ -5841,9 +5796,9 @@
       </w:tcPr>
     </w:tblStylePr>
   </w:style>
-  <w:style w:type="table" w:styleId="714">
+  <w:style w:type="table" w:styleId="718">
     <w:name w:val="Grid Table 2 - Accent 3"/>
-    <w:basedOn w:val="882"/>
+    <w:basedOn w:val="886"/>
     <w:uiPriority w:val="99"/>
     <w:pPr>
       <w:pBdr/>
@@ -6073,9 +6028,9 @@
       </w:tcPr>
     </w:tblStylePr>
   </w:style>
-  <w:style w:type="table" w:styleId="715">
+  <w:style w:type="table" w:styleId="719">
     <w:name w:val="Grid Table 2 - Accent 4"/>
-    <w:basedOn w:val="882"/>
+    <w:basedOn w:val="886"/>
     <w:uiPriority w:val="99"/>
     <w:pPr>
       <w:pBdr/>
@@ -6305,9 +6260,9 @@
       </w:tcPr>
     </w:tblStylePr>
   </w:style>
-  <w:style w:type="table" w:styleId="716">
+  <w:style w:type="table" w:styleId="720">
     <w:name w:val="Grid Table 2 - Accent 5"/>
-    <w:basedOn w:val="882"/>
+    <w:basedOn w:val="886"/>
     <w:uiPriority w:val="99"/>
     <w:pPr>
       <w:pBdr/>
@@ -6537,9 +6492,9 @@
       </w:tcPr>
     </w:tblStylePr>
   </w:style>
-  <w:style w:type="table" w:styleId="717">
+  <w:style w:type="table" w:styleId="721">
     <w:name w:val="Grid Table 2 - Accent 6"/>
-    <w:basedOn w:val="882"/>
+    <w:basedOn w:val="886"/>
     <w:uiPriority w:val="99"/>
     <w:pPr>
       <w:pBdr/>
@@ -6769,9 +6724,9 @@
       </w:tcPr>
     </w:tblStylePr>
   </w:style>
-  <w:style w:type="table" w:styleId="718">
+  <w:style w:type="table" w:styleId="722">
     <w:name w:val="Grid Table 3"/>
-    <w:basedOn w:val="882"/>
+    <w:basedOn w:val="886"/>
     <w:uiPriority w:val="99"/>
     <w:pPr>
       <w:pBdr/>
@@ -7014,9 +6969,9 @@
       </w:tcPr>
     </w:tblStylePr>
   </w:style>
-  <w:style w:type="table" w:styleId="719">
+  <w:style w:type="table" w:styleId="723">
     <w:name w:val="Grid Table 3 - Accent 1"/>
-    <w:basedOn w:val="882"/>
+    <w:basedOn w:val="886"/>
     <w:uiPriority w:val="99"/>
     <w:pPr>
       <w:pBdr/>
@@ -7259,9 +7214,9 @@
       </w:tcPr>
     </w:tblStylePr>
   </w:style>
-  <w:style w:type="table" w:styleId="720">
+  <w:style w:type="table" w:styleId="724">
     <w:name w:val="Grid Table 3 - Accent 2"/>
-    <w:basedOn w:val="882"/>
+    <w:basedOn w:val="886"/>
     <w:uiPriority w:val="99"/>
     <w:pPr>
       <w:pBdr/>
@@ -7504,9 +7459,9 @@
       </w:tcPr>
     </w:tblStylePr>
   </w:style>
-  <w:style w:type="table" w:styleId="721">
+  <w:style w:type="table" w:styleId="725">
     <w:name w:val="Grid Table 3 - Accent 3"/>
-    <w:basedOn w:val="882"/>
+    <w:basedOn w:val="886"/>
     <w:uiPriority w:val="99"/>
     <w:pPr>
       <w:pBdr/>
@@ -7749,9 +7704,9 @@
       </w:tcPr>
     </w:tblStylePr>
   </w:style>
-  <w:style w:type="table" w:styleId="722">
+  <w:style w:type="table" w:styleId="726">
     <w:name w:val="Grid Table 3 - Accent 4"/>
-    <w:basedOn w:val="882"/>
+    <w:basedOn w:val="886"/>
     <w:uiPriority w:val="99"/>
     <w:pPr>
       <w:pBdr/>
@@ -7994,9 +7949,9 @@
       </w:tcPr>
     </w:tblStylePr>
   </w:style>
-  <w:style w:type="table" w:styleId="723">
+  <w:style w:type="table" w:styleId="727">
     <w:name w:val="Grid Table 3 - Accent 5"/>
-    <w:basedOn w:val="882"/>
+    <w:basedOn w:val="886"/>
     <w:uiPriority w:val="99"/>
     <w:pPr>
       <w:pBdr/>
@@ -8239,9 +8194,9 @@
       </w:tcPr>
     </w:tblStylePr>
   </w:style>
-  <w:style w:type="table" w:styleId="724">
+  <w:style w:type="table" w:styleId="728">
     <w:name w:val="Grid Table 3 - Accent 6"/>
-    <w:basedOn w:val="882"/>
+    <w:basedOn w:val="886"/>
     <w:uiPriority w:val="99"/>
     <w:pPr>
       <w:pBdr/>
@@ -8484,9 +8439,9 @@
       </w:tcPr>
     </w:tblStylePr>
   </w:style>
-  <w:style w:type="table" w:styleId="725">
+  <w:style w:type="table" w:styleId="729">
     <w:name w:val="Grid Table 4"/>
-    <w:basedOn w:val="882"/>
+    <w:basedOn w:val="886"/>
     <w:uiPriority w:val="59"/>
     <w:pPr>
       <w:pBdr/>
@@ -8717,9 +8672,9 @@
       </w:tcPr>
     </w:tblStylePr>
   </w:style>
-  <w:style w:type="table" w:styleId="726">
+  <w:style w:type="table" w:styleId="730">
     <w:name w:val="Grid Table 4 - Accent 1"/>
-    <w:basedOn w:val="882"/>
+    <w:basedOn w:val="886"/>
     <w:uiPriority w:val="59"/>
     <w:pPr>
       <w:pBdr/>
@@ -8950,9 +8905,9 @@
       </w:tcPr>
     </w:tblStylePr>
   </w:style>
-  <w:style w:type="table" w:styleId="727">
+  <w:style w:type="table" w:styleId="731">
     <w:name w:val="Grid Table 4 - Accent 2"/>
-    <w:basedOn w:val="882"/>
+    <w:basedOn w:val="886"/>
     <w:uiPriority w:val="59"/>
     <w:pPr>
       <w:pBdr/>
@@ -9183,9 +9138,9 @@
       </w:tcPr>
     </w:tblStylePr>
   </w:style>
-  <w:style w:type="table" w:styleId="728">
+  <w:style w:type="table" w:styleId="732">
     <w:name w:val="Grid Table 4 - Accent 3"/>
-    <w:basedOn w:val="882"/>
+    <w:basedOn w:val="886"/>
     <w:uiPriority w:val="59"/>
     <w:pPr>
       <w:pBdr/>
@@ -9416,9 +9371,9 @@
       </w:tcPr>
     </w:tblStylePr>
   </w:style>
-  <w:style w:type="table" w:styleId="729">
+  <w:style w:type="table" w:styleId="733">
     <w:name w:val="Grid Table 4 - Accent 4"/>
-    <w:basedOn w:val="882"/>
+    <w:basedOn w:val="886"/>
     <w:uiPriority w:val="59"/>
     <w:pPr>
       <w:pBdr/>
@@ -9649,9 +9604,9 @@
       </w:tcPr>
     </w:tblStylePr>
   </w:style>
-  <w:style w:type="table" w:styleId="730">
+  <w:style w:type="table" w:styleId="734">
     <w:name w:val="Grid Table 4 - Accent 5"/>
-    <w:basedOn w:val="882"/>
+    <w:basedOn w:val="886"/>
     <w:uiPriority w:val="59"/>
     <w:pPr>
       <w:pBdr/>
@@ -9882,9 +9837,9 @@
       </w:tcPr>
     </w:tblStylePr>
   </w:style>
-  <w:style w:type="table" w:styleId="731">
+  <w:style w:type="table" w:styleId="735">
     <w:name w:val="Grid Table 4 - Accent 6"/>
-    <w:basedOn w:val="882"/>
+    <w:basedOn w:val="886"/>
     <w:uiPriority w:val="59"/>
     <w:pPr>
       <w:pBdr/>
@@ -10115,9 +10070,9 @@
       </w:tcPr>
     </w:tblStylePr>
   </w:style>
-  <w:style w:type="table" w:styleId="732">
+  <w:style w:type="table" w:styleId="736">
     <w:name w:val="Grid Table 5 Dark"/>
-    <w:basedOn w:val="882"/>
+    <w:basedOn w:val="886"/>
     <w:uiPriority w:val="99"/>
     <w:pPr>
       <w:pBdr/>
@@ -10343,9 +10298,9 @@
       </w:tcPr>
     </w:tblStylePr>
   </w:style>
-  <w:style w:type="table" w:styleId="733">
+  <w:style w:type="table" w:styleId="737">
     <w:name w:val="Grid Table 5 Dark- Accent 1"/>
-    <w:basedOn w:val="882"/>
+    <w:basedOn w:val="886"/>
     <w:uiPriority w:val="99"/>
     <w:pPr>
       <w:pBdr/>
@@ -10571,9 +10526,9 @@
       </w:tcPr>
     </w:tblStylePr>
   </w:style>
-  <w:style w:type="table" w:styleId="734">
+  <w:style w:type="table" w:styleId="738">
     <w:name w:val="Grid Table 5 Dark - Accent 2"/>
-    <w:basedOn w:val="882"/>
+    <w:basedOn w:val="886"/>
     <w:uiPriority w:val="99"/>
     <w:pPr>
       <w:pBdr/>
@@ -10799,9 +10754,9 @@
       </w:tcPr>
     </w:tblStylePr>
   </w:style>
-  <w:style w:type="table" w:styleId="735">
+  <w:style w:type="table" w:styleId="739">
     <w:name w:val="Grid Table 5 Dark - Accent 3"/>
-    <w:basedOn w:val="882"/>
+    <w:basedOn w:val="886"/>
     <w:uiPriority w:val="99"/>
     <w:pPr>
       <w:pBdr/>
@@ -11027,9 +10982,9 @@
       </w:tcPr>
     </w:tblStylePr>
   </w:style>
-  <w:style w:type="table" w:styleId="736">
+  <w:style w:type="table" w:styleId="740">
     <w:name w:val="Grid Table 5 Dark- Accent 4"/>
-    <w:basedOn w:val="882"/>
+    <w:basedOn w:val="886"/>
     <w:uiPriority w:val="99"/>
     <w:pPr>
       <w:pBdr/>
@@ -11255,9 +11210,9 @@
       </w:tcPr>
     </w:tblStylePr>
   </w:style>
-  <w:style w:type="table" w:styleId="737">
+  <w:style w:type="table" w:styleId="741">
     <w:name w:val="Grid Table 5 Dark - Accent 5"/>
-    <w:basedOn w:val="882"/>
+    <w:basedOn w:val="886"/>
     <w:uiPriority w:val="99"/>
     <w:pPr>
       <w:pBdr/>
@@ -11483,9 +11438,9 @@
       </w:tcPr>
     </w:tblStylePr>
   </w:style>
-  <w:style w:type="table" w:styleId="738">
+  <w:style w:type="table" w:styleId="742">
     <w:name w:val="Grid Table 5 Dark - Accent 6"/>
-    <w:basedOn w:val="882"/>
+    <w:basedOn w:val="886"/>
     <w:uiPriority w:val="99"/>
     <w:pPr>
       <w:pBdr/>
@@ -11711,9 +11666,9 @@
       </w:tcPr>
     </w:tblStylePr>
   </w:style>
-  <w:style w:type="table" w:styleId="739">
+  <w:style w:type="table" w:styleId="743">
     <w:name w:val="Grid Table 6 Colorful"/>
-    <w:basedOn w:val="882"/>
+    <w:basedOn w:val="886"/>
     <w:uiPriority w:val="99"/>
     <w:pPr>
       <w:pBdr/>
@@ -11941,9 +11896,9 @@
       </w:tcPr>
     </w:tblStylePr>
   </w:style>
-  <w:style w:type="table" w:styleId="740">
+  <w:style w:type="table" w:styleId="744">
     <w:name w:val="Grid Table 6 Colorful - Accent 1"/>
-    <w:basedOn w:val="882"/>
+    <w:basedOn w:val="886"/>
     <w:uiPriority w:val="99"/>
     <w:pPr>
       <w:pBdr/>
@@ -12171,9 +12126,9 @@
       </w:tcPr>
     </w:tblStylePr>
   </w:style>
-  <w:style w:type="table" w:styleId="741">
+  <w:style w:type="table" w:styleId="745">
     <w:name w:val="Grid Table 6 Colorful - Accent 2"/>
-    <w:basedOn w:val="882"/>
+    <w:basedOn w:val="886"/>
     <w:uiPriority w:val="99"/>
     <w:pPr>
       <w:pBdr/>
@@ -12401,9 +12356,9 @@
       </w:tcPr>
     </w:tblStylePr>
   </w:style>
-  <w:style w:type="table" w:styleId="742">
+  <w:style w:type="table" w:styleId="746">
     <w:name w:val="Grid Table 6 Colorful - Accent 3"/>
-    <w:basedOn w:val="882"/>
+    <w:basedOn w:val="886"/>
     <w:uiPriority w:val="99"/>
     <w:pPr>
       <w:pBdr/>
@@ -12631,9 +12586,9 @@
       </w:tcPr>
     </w:tblStylePr>
   </w:style>
-  <w:style w:type="table" w:styleId="743">
+  <w:style w:type="table" w:styleId="747">
     <w:name w:val="Grid Table 6 Colorful - Accent 4"/>
-    <w:basedOn w:val="882"/>
+    <w:basedOn w:val="886"/>
     <w:uiPriority w:val="99"/>
     <w:pPr>
       <w:pBdr/>
@@ -12861,9 +12816,9 @@
       </w:tcPr>
     </w:tblStylePr>
   </w:style>
-  <w:style w:type="table" w:styleId="744">
+  <w:style w:type="table" w:styleId="748">
     <w:name w:val="Grid Table 6 Colorful - Accent 5"/>
-    <w:basedOn w:val="882"/>
+    <w:basedOn w:val="886"/>
     <w:uiPriority w:val="99"/>
     <w:pPr>
       <w:pBdr/>
@@ -13091,9 +13046,9 @@
       </w:tcPr>
     </w:tblStylePr>
   </w:style>
-  <w:style w:type="table" w:styleId="745">
+  <w:style w:type="table" w:styleId="749">
     <w:name w:val="Grid Table 6 Colorful - Accent 6"/>
-    <w:basedOn w:val="882"/>
+    <w:basedOn w:val="886"/>
     <w:uiPriority w:val="99"/>
     <w:pPr>
       <w:pBdr/>
@@ -13321,9 +13276,9 @@
       </w:tcPr>
     </w:tblStylePr>
   </w:style>
-  <w:style w:type="table" w:styleId="746">
+  <w:style w:type="table" w:styleId="750">
     <w:name w:val="Grid Table 7 Colorful"/>
-    <w:basedOn w:val="882"/>
+    <w:basedOn w:val="886"/>
     <w:uiPriority w:val="99"/>
     <w:pPr>
       <w:pBdr/>
@@ -13575,9 +13530,9 @@
       </w:tcPr>
     </w:tblStylePr>
   </w:style>
-  <w:style w:type="table" w:styleId="747">
+  <w:style w:type="table" w:styleId="751">
     <w:name w:val="Grid Table 7 Colorful - Accent 1"/>
-    <w:basedOn w:val="882"/>
+    <w:basedOn w:val="886"/>
     <w:uiPriority w:val="99"/>
     <w:pPr>
       <w:pBdr/>
@@ -13829,9 +13784,9 @@
       </w:tcPr>
     </w:tblStylePr>
   </w:style>
-  <w:style w:type="table" w:styleId="748">
+  <w:style w:type="table" w:styleId="752">
     <w:name w:val="Grid Table 7 Colorful - Accent 2"/>
-    <w:basedOn w:val="882"/>
+    <w:basedOn w:val="886"/>
     <w:uiPriority w:val="99"/>
     <w:pPr>
       <w:pBdr/>
@@ -14083,9 +14038,9 @@
       </w:tcPr>
     </w:tblStylePr>
   </w:style>
-  <w:style w:type="table" w:styleId="749">
+  <w:style w:type="table" w:styleId="753">
     <w:name w:val="Grid Table 7 Colorful - Accent 3"/>
-    <w:basedOn w:val="882"/>
+    <w:basedOn w:val="886"/>
     <w:uiPriority w:val="99"/>
     <w:pPr>
       <w:pBdr/>
@@ -14337,9 +14292,9 @@
       </w:tcPr>
     </w:tblStylePr>
   </w:style>
-  <w:style w:type="table" w:styleId="750">
+  <w:style w:type="table" w:styleId="754">
     <w:name w:val="Grid Table 7 Colorful - Accent 4"/>
-    <w:basedOn w:val="882"/>
+    <w:basedOn w:val="886"/>
     <w:uiPriority w:val="99"/>
     <w:pPr>
       <w:pBdr/>
@@ -14591,9 +14546,9 @@
       </w:tcPr>
     </w:tblStylePr>
   </w:style>
-  <w:style w:type="table" w:styleId="751">
+  <w:style w:type="table" w:styleId="755">
     <w:name w:val="Grid Table 7 Colorful - Accent 5"/>
-    <w:basedOn w:val="882"/>
+    <w:basedOn w:val="886"/>
     <w:uiPriority w:val="99"/>
     <w:pPr>
       <w:pBdr/>
@@ -14845,9 +14800,9 @@
       </w:tcPr>
     </w:tblStylePr>
   </w:style>
-  <w:style w:type="table" w:styleId="752">
+  <w:style w:type="table" w:styleId="756">
     <w:name w:val="Grid Table 7 Colorful - Accent 6"/>
-    <w:basedOn w:val="882"/>
+    <w:basedOn w:val="886"/>
     <w:uiPriority w:val="99"/>
     <w:pPr>
       <w:pBdr/>
@@ -15099,9 +15054,9 @@
       </w:tcPr>
     </w:tblStylePr>
   </w:style>
-  <w:style w:type="table" w:styleId="753">
+  <w:style w:type="table" w:styleId="757">
     <w:name w:val="List Table 1 Light"/>
-    <w:basedOn w:val="882"/>
+    <w:basedOn w:val="886"/>
     <w:uiPriority w:val="99"/>
     <w:pPr>
       <w:pBdr/>
@@ -15315,9 +15270,9 @@
       </w:tcPr>
     </w:tblStylePr>
   </w:style>
-  <w:style w:type="table" w:styleId="754">
+  <w:style w:type="table" w:styleId="758">
     <w:name w:val="List Table 1 Light - Accent 1"/>
-    <w:basedOn w:val="882"/>
+    <w:basedOn w:val="886"/>
     <w:uiPriority w:val="99"/>
     <w:pPr>
       <w:pBdr/>
@@ -15531,9 +15486,9 @@
       </w:tcPr>
     </w:tblStylePr>
   </w:style>
-  <w:style w:type="table" w:styleId="755">
+  <w:style w:type="table" w:styleId="759">
     <w:name w:val="List Table 1 Light - Accent 2"/>
-    <w:basedOn w:val="882"/>
+    <w:basedOn w:val="886"/>
     <w:uiPriority w:val="99"/>
     <w:pPr>
       <w:pBdr/>
@@ -15747,9 +15702,9 @@
       </w:tcPr>
     </w:tblStylePr>
   </w:style>
-  <w:style w:type="table" w:styleId="756">
+  <w:style w:type="table" w:styleId="760">
     <w:name w:val="List Table 1 Light - Accent 3"/>
-    <w:basedOn w:val="882"/>
+    <w:basedOn w:val="886"/>
     <w:uiPriority w:val="99"/>
     <w:pPr>
       <w:pBdr/>
@@ -15963,9 +15918,9 @@
       </w:tcPr>
     </w:tblStylePr>
   </w:style>
-  <w:style w:type="table" w:styleId="757">
+  <w:style w:type="table" w:styleId="761">
     <w:name w:val="List Table 1 Light - Accent 4"/>
-    <w:basedOn w:val="882"/>
+    <w:basedOn w:val="886"/>
     <w:uiPriority w:val="99"/>
     <w:pPr>
       <w:pBdr/>
@@ -16179,9 +16134,9 @@
       </w:tcPr>
     </w:tblStylePr>
   </w:style>
-  <w:style w:type="table" w:styleId="758">
+  <w:style w:type="table" w:styleId="762">
     <w:name w:val="List Table 1 Light - Accent 5"/>
-    <w:basedOn w:val="882"/>
+    <w:basedOn w:val="886"/>
     <w:uiPriority w:val="99"/>
     <w:pPr>
       <w:pBdr/>
@@ -16395,9 +16350,9 @@
       </w:tcPr>
     </w:tblStylePr>
   </w:style>
-  <w:style w:type="table" w:styleId="759">
+  <w:style w:type="table" w:styleId="763">
     <w:name w:val="List Table 1 Light - Accent 6"/>
-    <w:basedOn w:val="882"/>
+    <w:basedOn w:val="886"/>
     <w:uiPriority w:val="99"/>
     <w:pPr>
       <w:pBdr/>
@@ -16611,9 +16566,9 @@
       </w:tcPr>
     </w:tblStylePr>
   </w:style>
-  <w:style w:type="table" w:styleId="760">
+  <w:style w:type="table" w:styleId="764">
     <w:name w:val="List Table 2"/>
-    <w:basedOn w:val="882"/>
+    <w:basedOn w:val="886"/>
     <w:uiPriority w:val="99"/>
     <w:pPr>
       <w:pBdr/>
@@ -16849,9 +16804,9 @@
       </w:tcPr>
     </w:tblStylePr>
   </w:style>
-  <w:style w:type="table" w:styleId="761">
+  <w:style w:type="table" w:styleId="765">
     <w:name w:val="List Table 2 - Accent 1"/>
-    <w:basedOn w:val="882"/>
+    <w:basedOn w:val="886"/>
     <w:uiPriority w:val="99"/>
     <w:pPr>
       <w:pBdr/>
@@ -17087,9 +17042,9 @@
       </w:tcPr>
     </w:tblStylePr>
   </w:style>
-  <w:style w:type="table" w:styleId="762">
+  <w:style w:type="table" w:styleId="766">
     <w:name w:val="List Table 2 - Accent 2"/>
-    <w:basedOn w:val="882"/>
+    <w:basedOn w:val="886"/>
     <w:uiPriority w:val="99"/>
     <w:pPr>
       <w:pBdr/>
@@ -17325,9 +17280,9 @@
       </w:tcPr>
     </w:tblStylePr>
   </w:style>
-  <w:style w:type="table" w:styleId="763">
+  <w:style w:type="table" w:styleId="767">
     <w:name w:val="List Table 2 - Accent 3"/>
-    <w:basedOn w:val="882"/>
+    <w:basedOn w:val="886"/>
     <w:uiPriority w:val="99"/>
     <w:pPr>
       <w:pBdr/>
@@ -17563,9 +17518,9 @@
       </w:tcPr>
     </w:tblStylePr>
   </w:style>
-  <w:style w:type="table" w:styleId="764">
+  <w:style w:type="table" w:styleId="768">
     <w:name w:val="List Table 2 - Accent 4"/>
-    <w:basedOn w:val="882"/>
+    <w:basedOn w:val="886"/>
     <w:uiPriority w:val="99"/>
     <w:pPr>
       <w:pBdr/>
@@ -17801,9 +17756,9 @@
       </w:tcPr>
     </w:tblStylePr>
   </w:style>
-  <w:style w:type="table" w:styleId="765">
+  <w:style w:type="table" w:styleId="769">
     <w:name w:val="List Table 2 - Accent 5"/>
-    <w:basedOn w:val="882"/>
+    <w:basedOn w:val="886"/>
     <w:uiPriority w:val="99"/>
     <w:pPr>
       <w:pBdr/>
@@ -18039,9 +17994,9 @@
       </w:tcPr>
     </w:tblStylePr>
   </w:style>
-  <w:style w:type="table" w:styleId="766">
+  <w:style w:type="table" w:styleId="770">
     <w:name w:val="List Table 2 - Accent 6"/>
-    <w:basedOn w:val="882"/>
+    <w:basedOn w:val="886"/>
     <w:uiPriority w:val="99"/>
     <w:pPr>
       <w:pBdr/>
@@ -18277,9 +18232,9 @@
       </w:tcPr>
     </w:tblStylePr>
   </w:style>
-  <w:style w:type="table" w:styleId="767">
+  <w:style w:type="table" w:styleId="771">
     <w:name w:val="List Table 3"/>
-    <w:basedOn w:val="882"/>
+    <w:basedOn w:val="886"/>
     <w:uiPriority w:val="99"/>
     <w:pPr>
       <w:pBdr/>
@@ -18505,9 +18460,9 @@
       </w:tcPr>
     </w:tblStylePr>
   </w:style>
-  <w:style w:type="table" w:styleId="768">
+  <w:style w:type="table" w:styleId="772">
     <w:name w:val="List Table 3 - Accent 1"/>
-    <w:basedOn w:val="882"/>
+    <w:basedOn w:val="886"/>
     <w:uiPriority w:val="99"/>
     <w:pPr>
       <w:pBdr/>
@@ -18733,9 +18688,9 @@
       </w:tcPr>
     </w:tblStylePr>
   </w:style>
-  <w:style w:type="table" w:styleId="769">
+  <w:style w:type="table" w:styleId="773">
     <w:name w:val="List Table 3 - Accent 2"/>
-    <w:basedOn w:val="882"/>
+    <w:basedOn w:val="886"/>
     <w:uiPriority w:val="99"/>
     <w:pPr>
       <w:pBdr/>
@@ -18961,9 +18916,9 @@
       </w:tcPr>
     </w:tblStylePr>
   </w:style>
-  <w:style w:type="table" w:styleId="770">
+  <w:style w:type="table" w:styleId="774">
     <w:name w:val="List Table 3 - Accent 3"/>
-    <w:basedOn w:val="882"/>
+    <w:basedOn w:val="886"/>
     <w:uiPriority w:val="99"/>
     <w:pPr>
       <w:pBdr/>
@@ -19189,9 +19144,9 @@
       </w:tcPr>
     </w:tblStylePr>
   </w:style>
-  <w:style w:type="table" w:styleId="771">
+  <w:style w:type="table" w:styleId="775">
     <w:name w:val="List Table 3 - Accent 4"/>
-    <w:basedOn w:val="882"/>
+    <w:basedOn w:val="886"/>
     <w:uiPriority w:val="99"/>
     <w:pPr>
       <w:pBdr/>
@@ -19417,9 +19372,9 @@
       </w:tcPr>
     </w:tblStylePr>
   </w:style>
-  <w:style w:type="table" w:styleId="772">
+  <w:style w:type="table" w:styleId="776">
     <w:name w:val="List Table 3 - Accent 5"/>
-    <w:basedOn w:val="882"/>
+    <w:basedOn w:val="886"/>
     <w:uiPriority w:val="99"/>
     <w:pPr>
       <w:pBdr/>
@@ -19645,9 +19600,9 @@
       </w:tcPr>
     </w:tblStylePr>
   </w:style>
-  <w:style w:type="table" w:styleId="773">
+  <w:style w:type="table" w:styleId="777">
     <w:name w:val="List Table 3 - Accent 6"/>
-    <w:basedOn w:val="882"/>
+    <w:basedOn w:val="886"/>
     <w:uiPriority w:val="99"/>
     <w:pPr>
       <w:pBdr/>
@@ -19873,9 +19828,9 @@
       </w:tcPr>
     </w:tblStylePr>
   </w:style>
-  <w:style w:type="table" w:styleId="774">
+  <w:style w:type="table" w:styleId="778">
     <w:name w:val="List Table 4"/>
-    <w:basedOn w:val="882"/>
+    <w:basedOn w:val="886"/>
     <w:uiPriority w:val="99"/>
     <w:pPr>
       <w:pBdr/>
@@ -20098,9 +20053,9 @@
       </w:tcPr>
     </w:tblStylePr>
   </w:style>
-  <w:style w:type="table" w:styleId="775">
+  <w:style w:type="table" w:styleId="779">
     <w:name w:val="List Table 4 - Accent 1"/>
-    <w:basedOn w:val="882"/>
+    <w:basedOn w:val="886"/>
     <w:uiPriority w:val="99"/>
     <w:pPr>
       <w:pBdr/>
@@ -20323,9 +20278,9 @@
       </w:tcPr>
     </w:tblStylePr>
   </w:style>
-  <w:style w:type="table" w:styleId="776">
+  <w:style w:type="table" w:styleId="780">
     <w:name w:val="List Table 4 - Accent 2"/>
-    <w:basedOn w:val="882"/>
+    <w:basedOn w:val="886"/>
     <w:uiPriority w:val="99"/>
     <w:pPr>
       <w:pBdr/>
@@ -20548,9 +20503,9 @@
       </w:tcPr>
     </w:tblStylePr>
   </w:style>
-  <w:style w:type="table" w:styleId="777">
+  <w:style w:type="table" w:styleId="781">
     <w:name w:val="List Table 4 - Accent 3"/>
-    <w:basedOn w:val="882"/>
+    <w:basedOn w:val="886"/>
     <w:uiPriority w:val="99"/>
     <w:pPr>
       <w:pBdr/>
@@ -20773,9 +20728,9 @@
       </w:tcPr>
     </w:tblStylePr>
   </w:style>
-  <w:style w:type="table" w:styleId="778">
+  <w:style w:type="table" w:styleId="782">
     <w:name w:val="List Table 4 - Accent 4"/>
-    <w:basedOn w:val="882"/>
+    <w:basedOn w:val="886"/>
     <w:uiPriority w:val="99"/>
     <w:pPr>
       <w:pBdr/>
@@ -20998,9 +20953,9 @@
       </w:tcPr>
     </w:tblStylePr>
   </w:style>
-  <w:style w:type="table" w:styleId="779">
+  <w:style w:type="table" w:styleId="783">
     <w:name w:val="List Table 4 - Accent 5"/>
-    <w:basedOn w:val="882"/>
+    <w:basedOn w:val="886"/>
     <w:uiPriority w:val="99"/>
     <w:pPr>
       <w:pBdr/>
@@ -21223,9 +21178,9 @@
       </w:tcPr>
     </w:tblStylePr>
   </w:style>
-  <w:style w:type="table" w:styleId="780">
+  <w:style w:type="table" w:styleId="784">
     <w:name w:val="List Table 4 - Accent 6"/>
-    <w:basedOn w:val="882"/>
+    <w:basedOn w:val="886"/>
     <w:uiPriority w:val="99"/>
     <w:pPr>
       <w:pBdr/>
@@ -21448,9 +21403,9 @@
       </w:tcPr>
     </w:tblStylePr>
   </w:style>
-  <w:style w:type="table" w:styleId="781">
+  <w:style w:type="table" w:styleId="785">
     <w:name w:val="List Table 5 Dark"/>
-    <w:basedOn w:val="882"/>
+    <w:basedOn w:val="886"/>
     <w:uiPriority w:val="99"/>
     <w:pPr>
       <w:pBdr/>
@@ -21690,9 +21645,9 @@
       </w:tcPr>
     </w:tblStylePr>
   </w:style>
-  <w:style w:type="table" w:styleId="782">
+  <w:style w:type="table" w:styleId="786">
     <w:name w:val="List Table 5 Dark - Accent 1"/>
-    <w:basedOn w:val="882"/>
+    <w:basedOn w:val="886"/>
     <w:uiPriority w:val="99"/>
     <w:pPr>
       <w:pBdr/>
@@ -21932,9 +21887,9 @@
       </w:tcPr>
     </w:tblStylePr>
   </w:style>
-  <w:style w:type="table" w:styleId="783">
+  <w:style w:type="table" w:styleId="787">
     <w:name w:val="List Table 5 Dark - Accent 2"/>
-    <w:basedOn w:val="882"/>
+    <w:basedOn w:val="886"/>
     <w:uiPriority w:val="99"/>
     <w:pPr>
       <w:pBdr/>
@@ -22174,9 +22129,9 @@
       </w:tcPr>
     </w:tblStylePr>
   </w:style>
-  <w:style w:type="table" w:styleId="784">
+  <w:style w:type="table" w:styleId="788">
     <w:name w:val="List Table 5 Dark - Accent 3"/>
-    <w:basedOn w:val="882"/>
+    <w:basedOn w:val="886"/>
     <w:uiPriority w:val="99"/>
     <w:pPr>
       <w:pBdr/>
@@ -22416,9 +22371,9 @@
       </w:tcPr>
     </w:tblStylePr>
   </w:style>
-  <w:style w:type="table" w:styleId="785">
+  <w:style w:type="table" w:styleId="789">
     <w:name w:val="List Table 5 Dark - Accent 4"/>
-    <w:basedOn w:val="882"/>
+    <w:basedOn w:val="886"/>
     <w:uiPriority w:val="99"/>
     <w:pPr>
       <w:pBdr/>
@@ -22658,9 +22613,9 @@
       </w:tcPr>
     </w:tblStylePr>
   </w:style>
-  <w:style w:type="table" w:styleId="786">
+  <w:style w:type="table" w:styleId="790">
     <w:name w:val="List Table 5 Dark - Accent 5"/>
-    <w:basedOn w:val="882"/>
+    <w:basedOn w:val="886"/>
     <w:uiPriority w:val="99"/>
     <w:pPr>
       <w:pBdr/>
@@ -22900,9 +22855,9 @@
       </w:tcPr>
     </w:tblStylePr>
   </w:style>
-  <w:style w:type="table" w:styleId="787">
+  <w:style w:type="table" w:styleId="791">
     <w:name w:val="List Table 5 Dark - Accent 6"/>
-    <w:basedOn w:val="882"/>
+    <w:basedOn w:val="886"/>
     <w:uiPriority w:val="99"/>
     <w:pPr>
       <w:pBdr/>
@@ -23142,9 +23097,9 @@
       </w:tcPr>
     </w:tblStylePr>
   </w:style>
-  <w:style w:type="table" w:styleId="788">
+  <w:style w:type="table" w:styleId="792">
     <w:name w:val="List Table 6 Colorful"/>
-    <w:basedOn w:val="882"/>
+    <w:basedOn w:val="886"/>
     <w:uiPriority w:val="99"/>
     <w:pPr>
       <w:pBdr/>
@@ -23365,9 +23320,9 @@
       </w:tcPr>
     </w:tblStylePr>
   </w:style>
-  <w:style w:type="table" w:styleId="789">
+  <w:style w:type="table" w:styleId="793">
     <w:name w:val="List Table 6 Colorful - Accent 1"/>
-    <w:basedOn w:val="882"/>
+    <w:basedOn w:val="886"/>
     <w:uiPriority w:val="99"/>
     <w:pPr>
       <w:pBdr/>
@@ -23588,9 +23543,9 @@
       </w:tcPr>
     </w:tblStylePr>
   </w:style>
-  <w:style w:type="table" w:styleId="790">
+  <w:style w:type="table" w:styleId="794">
     <w:name w:val="List Table 6 Colorful - Accent 2"/>
-    <w:basedOn w:val="882"/>
+    <w:basedOn w:val="886"/>
     <w:uiPriority w:val="99"/>
     <w:pPr>
       <w:pBdr/>
@@ -23811,9 +23766,9 @@
       </w:tcPr>
     </w:tblStylePr>
   </w:style>
-  <w:style w:type="table" w:styleId="791">
+  <w:style w:type="table" w:styleId="795">
     <w:name w:val="List Table 6 Colorful - Accent 3"/>
-    <w:basedOn w:val="882"/>
+    <w:basedOn w:val="886"/>
     <w:uiPriority w:val="99"/>
     <w:pPr>
       <w:pBdr/>
@@ -24034,9 +23989,9 @@
       </w:tcPr>
     </w:tblStylePr>
   </w:style>
-  <w:style w:type="table" w:styleId="792">
+  <w:style w:type="table" w:styleId="796">
     <w:name w:val="List Table 6 Colorful - Accent 4"/>
-    <w:basedOn w:val="882"/>
+    <w:basedOn w:val="886"/>
     <w:uiPriority w:val="99"/>
     <w:pPr>
       <w:pBdr/>
@@ -24257,9 +24212,9 @@
       </w:tcPr>
     </w:tblStylePr>
   </w:style>
-  <w:style w:type="table" w:styleId="793">
+  <w:style w:type="table" w:styleId="797">
     <w:name w:val="List Table 6 Colorful - Accent 5"/>
-    <w:basedOn w:val="882"/>
+    <w:basedOn w:val="886"/>
     <w:uiPriority w:val="99"/>
     <w:pPr>
       <w:pBdr/>
@@ -24480,9 +24435,9 @@
       </w:tcPr>
     </w:tblStylePr>
   </w:style>
-  <w:style w:type="table" w:styleId="794">
+  <w:style w:type="table" w:styleId="798">
     <w:name w:val="List Table 6 Colorful - Accent 6"/>
-    <w:basedOn w:val="882"/>
+    <w:basedOn w:val="886"/>
     <w:uiPriority w:val="99"/>
     <w:pPr>
       <w:pBdr/>
@@ -24703,9 +24658,9 @@
       </w:tcPr>
     </w:tblStylePr>
   </w:style>
-  <w:style w:type="table" w:styleId="795">
+  <w:style w:type="table" w:styleId="799">
     <w:name w:val="List Table 7 Colorful"/>
-    <w:basedOn w:val="882"/>
+    <w:basedOn w:val="886"/>
     <w:uiPriority w:val="99"/>
     <w:pPr>
       <w:pBdr/>
@@ -24959,9 +24914,9 @@
       </w:tcPr>
     </w:tblStylePr>
   </w:style>
-  <w:style w:type="table" w:styleId="796">
+  <w:style w:type="table" w:styleId="800">
     <w:name w:val="List Table 7 Colorful - Accent 1"/>
-    <w:basedOn w:val="882"/>
+    <w:basedOn w:val="886"/>
     <w:uiPriority w:val="99"/>
     <w:pPr>
       <w:pBdr/>
@@ -25215,9 +25170,9 @@
       </w:tcPr>
     </w:tblStylePr>
   </w:style>
-  <w:style w:type="table" w:styleId="797">
+  <w:style w:type="table" w:styleId="801">
     <w:name w:val="List Table 7 Colorful - Accent 2"/>
-    <w:basedOn w:val="882"/>
+    <w:basedOn w:val="886"/>
     <w:uiPriority w:val="99"/>
     <w:pPr>
       <w:pBdr/>
@@ -25471,9 +25426,9 @@
       </w:tcPr>
     </w:tblStylePr>
   </w:style>
-  <w:style w:type="table" w:styleId="798">
+  <w:style w:type="table" w:styleId="802">
     <w:name w:val="List Table 7 Colorful - Accent 3"/>
-    <w:basedOn w:val="882"/>
+    <w:basedOn w:val="886"/>
     <w:uiPriority w:val="99"/>
     <w:pPr>
       <w:pBdr/>
@@ -25727,9 +25682,9 @@
       </w:tcPr>
     </w:tblStylePr>
   </w:style>
-  <w:style w:type="table" w:styleId="799">
+  <w:style w:type="table" w:styleId="803">
     <w:name w:val="List Table 7 Colorful - Accent 4"/>
-    <w:basedOn w:val="882"/>
+    <w:basedOn w:val="886"/>
     <w:uiPriority w:val="99"/>
     <w:pPr>
       <w:pBdr/>
@@ -25983,9 +25938,9 @@
       </w:tcPr>
     </w:tblStylePr>
   </w:style>
-  <w:style w:type="table" w:styleId="800">
+  <w:style w:type="table" w:styleId="804">
     <w:name w:val="List Table 7 Colorful - Accent 5"/>
-    <w:basedOn w:val="882"/>
+    <w:basedOn w:val="886"/>
     <w:uiPriority w:val="99"/>
     <w:pPr>
       <w:pBdr/>
@@ -26239,9 +26194,9 @@
       </w:tcPr>
     </w:tblStylePr>
   </w:style>
-  <w:style w:type="table" w:styleId="801">
+  <w:style w:type="table" w:styleId="805">
     <w:name w:val="List Table 7 Colorful - Accent 6"/>
-    <w:basedOn w:val="882"/>
+    <w:basedOn w:val="886"/>
     <w:uiPriority w:val="99"/>
     <w:pPr>
       <w:pBdr/>
@@ -26495,9 +26450,9 @@
       </w:tcPr>
     </w:tblStylePr>
   </w:style>
-  <w:style w:type="table" w:styleId="802">
+  <w:style w:type="table" w:styleId="806">
     <w:name w:val="Lined - Accent"/>
-    <w:basedOn w:val="882"/>
+    <w:basedOn w:val="886"/>
     <w:uiPriority w:val="99"/>
     <w:pPr>
       <w:pBdr/>
@@ -26732,9 +26687,9 @@
       </w:tcPr>
     </w:tblStylePr>
   </w:style>
-  <w:style w:type="table" w:styleId="803">
+  <w:style w:type="table" w:styleId="807">
     <w:name w:val="Lined - Accent 1"/>
-    <w:basedOn w:val="882"/>
+    <w:basedOn w:val="886"/>
     <w:uiPriority w:val="99"/>
     <w:pPr>
       <w:pBdr/>
@@ -26969,9 +26924,9 @@
       </w:tcPr>
     </w:tblStylePr>
   </w:style>
-  <w:style w:type="table" w:styleId="804">
+  <w:style w:type="table" w:styleId="808">
     <w:name w:val="Lined - Accent 2"/>
-    <w:basedOn w:val="882"/>
+    <w:basedOn w:val="886"/>
     <w:uiPriority w:val="99"/>
     <w:pPr>
       <w:pBdr/>
@@ -27206,9 +27161,9 @@
       </w:tcPr>
     </w:tblStylePr>
   </w:style>
-  <w:style w:type="table" w:styleId="805">
+  <w:style w:type="table" w:styleId="809">
     <w:name w:val="Lined - Accent 3"/>
-    <w:basedOn w:val="882"/>
+    <w:basedOn w:val="886"/>
     <w:uiPriority w:val="99"/>
     <w:pPr>
       <w:pBdr/>
@@ -27443,9 +27398,9 @@
       </w:tcPr>
     </w:tblStylePr>
   </w:style>
-  <w:style w:type="table" w:styleId="806">
+  <w:style w:type="table" w:styleId="810">
     <w:name w:val="Lined - Accent 4"/>
-    <w:basedOn w:val="882"/>
+    <w:basedOn w:val="886"/>
     <w:uiPriority w:val="99"/>
     <w:pPr>
       <w:pBdr/>
@@ -27680,9 +27635,9 @@
       </w:tcPr>
     </w:tblStylePr>
   </w:style>
-  <w:style w:type="table" w:styleId="807">
+  <w:style w:type="table" w:styleId="811">
     <w:name w:val="Lined - Accent 5"/>
-    <w:basedOn w:val="882"/>
+    <w:basedOn w:val="886"/>
     <w:uiPriority w:val="99"/>
     <w:pPr>
       <w:pBdr/>
@@ -27917,9 +27872,9 @@
       </w:tcPr>
     </w:tblStylePr>
   </w:style>
-  <w:style w:type="table" w:styleId="808">
+  <w:style w:type="table" w:styleId="812">
     <w:name w:val="Lined - Accent 6"/>
-    <w:basedOn w:val="882"/>
+    <w:basedOn w:val="886"/>
     <w:uiPriority w:val="99"/>
     <w:pPr>
       <w:pBdr/>
@@ -28154,9 +28109,9 @@
       </w:tcPr>
     </w:tblStylePr>
   </w:style>
-  <w:style w:type="table" w:styleId="809">
+  <w:style w:type="table" w:styleId="813">
     <w:name w:val="Bordered &amp; Lined - Accent"/>
-    <w:basedOn w:val="882"/>
+    <w:basedOn w:val="886"/>
     <w:uiPriority w:val="99"/>
     <w:pPr>
       <w:pBdr/>
@@ -28398,9 +28353,9 @@
       </w:tcPr>
     </w:tblStylePr>
   </w:style>
-  <w:style w:type="table" w:styleId="810">
+  <w:style w:type="table" w:styleId="814">
     <w:name w:val="Bordered &amp; Lined - Accent 1"/>
-    <w:basedOn w:val="882"/>
+    <w:basedOn w:val="886"/>
     <w:uiPriority w:val="99"/>
     <w:pPr>
       <w:pBdr/>
@@ -28642,9 +28597,9 @@
       </w:tcPr>
     </w:tblStylePr>
   </w:style>
-  <w:style w:type="table" w:styleId="811">
+  <w:style w:type="table" w:styleId="815">
     <w:name w:val="Bordered &amp; Lined - Accent 2"/>
-    <w:basedOn w:val="882"/>
+    <w:basedOn w:val="886"/>
     <w:uiPriority w:val="99"/>
     <w:pPr>
       <w:pBdr/>
@@ -28886,9 +28841,9 @@
       </w:tcPr>
     </w:tblStylePr>
   </w:style>
-  <w:style w:type="table" w:styleId="812">
+  <w:style w:type="table" w:styleId="816">
     <w:name w:val="Bordered &amp; Lined - Accent 3"/>
-    <w:basedOn w:val="882"/>
+    <w:basedOn w:val="886"/>
     <w:uiPriority w:val="99"/>
     <w:pPr>
       <w:pBdr/>
@@ -29130,9 +29085,9 @@
       </w:tcPr>
     </w:tblStylePr>
   </w:style>
-  <w:style w:type="table" w:styleId="813">
+  <w:style w:type="table" w:styleId="817">
     <w:name w:val="Bordered &amp; Lined - Accent 4"/>
-    <w:basedOn w:val="882"/>
+    <w:basedOn w:val="886"/>
     <w:uiPriority w:val="99"/>
     <w:pPr>
       <w:pBdr/>
@@ -29374,9 +29329,9 @@
       </w:tcPr>
     </w:tblStylePr>
   </w:style>
-  <w:style w:type="table" w:styleId="814">
+  <w:style w:type="table" w:styleId="818">
     <w:name w:val="Bordered &amp; Lined - Accent 5"/>
-    <w:basedOn w:val="882"/>
+    <w:basedOn w:val="886"/>
     <w:uiPriority w:val="99"/>
     <w:pPr>
       <w:pBdr/>
@@ -29618,9 +29573,9 @@
       </w:tcPr>
     </w:tblStylePr>
   </w:style>
-  <w:style w:type="table" w:styleId="815">
+  <w:style w:type="table" w:styleId="819">
     <w:name w:val="Bordered &amp; Lined - Accent 6"/>
-    <w:basedOn w:val="882"/>
+    <w:basedOn w:val="886"/>
     <w:uiPriority w:val="99"/>
     <w:pPr>
       <w:pBdr/>
@@ -29862,9 +29817,9 @@
       </w:tcPr>
     </w:tblStylePr>
   </w:style>
-  <w:style w:type="table" w:styleId="816">
+  <w:style w:type="table" w:styleId="820">
     <w:name w:val="Bordered"/>
-    <w:basedOn w:val="882"/>
+    <w:basedOn w:val="886"/>
     <w:uiPriority w:val="99"/>
     <w:pPr>
       <w:pBdr/>
@@ -30093,9 +30048,9 @@
       </w:tcPr>
     </w:tblStylePr>
   </w:style>
-  <w:style w:type="table" w:styleId="817">
+  <w:style w:type="table" w:styleId="821">
     <w:name w:val="Bordered - Accent 1"/>
-    <w:basedOn w:val="882"/>
+    <w:basedOn w:val="886"/>
     <w:uiPriority w:val="99"/>
     <w:pPr>
       <w:pBdr/>
@@ -30324,9 +30279,9 @@
       </w:tcPr>
     </w:tblStylePr>
   </w:style>
-  <w:style w:type="table" w:styleId="818">
+  <w:style w:type="table" w:styleId="822">
     <w:name w:val="Bordered - Accent 2"/>
-    <w:basedOn w:val="882"/>
+    <w:basedOn w:val="886"/>
     <w:uiPriority w:val="99"/>
     <w:pPr>
       <w:pBdr/>
@@ -30555,9 +30510,9 @@
       </w:tcPr>
     </w:tblStylePr>
   </w:style>
-  <w:style w:type="table" w:styleId="819">
+  <w:style w:type="table" w:styleId="823">
     <w:name w:val="Bordered - Accent 3"/>
-    <w:basedOn w:val="882"/>
+    <w:basedOn w:val="886"/>
     <w:uiPriority w:val="99"/>
     <w:pPr>
       <w:pBdr/>
@@ -30786,9 +30741,9 @@
       </w:tcPr>
     </w:tblStylePr>
   </w:style>
-  <w:style w:type="table" w:styleId="820">
+  <w:style w:type="table" w:styleId="824">
     <w:name w:val="Bordered - Accent 4"/>
-    <w:basedOn w:val="882"/>
+    <w:basedOn w:val="886"/>
     <w:uiPriority w:val="99"/>
     <w:pPr>
       <w:pBdr/>
@@ -31017,9 +30972,9 @@
       </w:tcPr>
     </w:tblStylePr>
   </w:style>
-  <w:style w:type="table" w:styleId="821">
+  <w:style w:type="table" w:styleId="825">
     <w:name w:val="Bordered - Accent 5"/>
-    <w:basedOn w:val="882"/>
+    <w:basedOn w:val="886"/>
     <w:uiPriority w:val="99"/>
     <w:pPr>
       <w:pBdr/>
@@ -31248,9 +31203,9 @@
       </w:tcPr>
     </w:tblStylePr>
   </w:style>
-  <w:style w:type="table" w:styleId="822">
+  <w:style w:type="table" w:styleId="826">
     <w:name w:val="Bordered - Accent 6"/>
-    <w:basedOn w:val="882"/>
+    <w:basedOn w:val="886"/>
     <w:uiPriority w:val="99"/>
     <w:pPr>
       <w:pBdr/>
@@ -31479,11 +31434,11 @@
       </w:tcPr>
     </w:tblStylePr>
   </w:style>
-  <w:style w:type="paragraph" w:styleId="823">
+  <w:style w:type="paragraph" w:styleId="827">
     <w:name w:val="Heading 1"/>
-    <w:basedOn w:val="881"/>
-    <w:next w:val="881"/>
-    <w:link w:val="833"/>
+    <w:basedOn w:val="885"/>
+    <w:next w:val="885"/>
+    <w:link w:val="837"/>
     <w:uiPriority w:val="9"/>
     <w:qFormat/>
     <w:pPr>
@@ -31501,11 +31456,11 @@
       <w:szCs w:val="40"/>
     </w:rPr>
   </w:style>
-  <w:style w:type="paragraph" w:styleId="824">
+  <w:style w:type="paragraph" w:styleId="828">
     <w:name w:val="Heading 2"/>
-    <w:basedOn w:val="881"/>
-    <w:next w:val="881"/>
-    <w:link w:val="834"/>
+    <w:basedOn w:val="885"/>
+    <w:next w:val="885"/>
+    <w:link w:val="838"/>
     <w:uiPriority w:val="9"/>
     <w:unhideWhenUsed/>
     <w:qFormat/>
@@ -31524,11 +31479,11 @@
       <w:szCs w:val="32"/>
     </w:rPr>
   </w:style>
-  <w:style w:type="paragraph" w:styleId="825">
+  <w:style w:type="paragraph" w:styleId="829">
     <w:name w:val="Heading 3"/>
-    <w:basedOn w:val="881"/>
-    <w:next w:val="881"/>
-    <w:link w:val="835"/>
+    <w:basedOn w:val="885"/>
+    <w:next w:val="885"/>
+    <w:link w:val="839"/>
     <w:uiPriority w:val="9"/>
     <w:unhideWhenUsed/>
     <w:qFormat/>
@@ -31547,11 +31502,11 @@
       <w:szCs w:val="28"/>
     </w:rPr>
   </w:style>
-  <w:style w:type="paragraph" w:styleId="826">
+  <w:style w:type="paragraph" w:styleId="830">
     <w:name w:val="Heading 4"/>
-    <w:basedOn w:val="881"/>
-    <w:next w:val="881"/>
-    <w:link w:val="836"/>
+    <w:basedOn w:val="885"/>
+    <w:next w:val="885"/>
+    <w:link w:val="840"/>
     <w:uiPriority w:val="9"/>
     <w:unhideWhenUsed/>
     <w:qFormat/>
@@ -31570,11 +31525,11 @@
       <w:color w:val="0f4761" w:themeColor="accent1" w:themeShade="BF"/>
     </w:rPr>
   </w:style>
-  <w:style w:type="paragraph" w:styleId="827">
+  <w:style w:type="paragraph" w:styleId="831">
     <w:name w:val="Heading 5"/>
-    <w:basedOn w:val="881"/>
-    <w:next w:val="881"/>
-    <w:link w:val="837"/>
+    <w:basedOn w:val="885"/>
+    <w:next w:val="885"/>
+    <w:link w:val="841"/>
     <w:uiPriority w:val="9"/>
     <w:unhideWhenUsed/>
     <w:qFormat/>
@@ -31591,11 +31546,11 @@
       <w:color w:val="0f4761" w:themeColor="accent1" w:themeShade="BF"/>
     </w:rPr>
   </w:style>
-  <w:style w:type="paragraph" w:styleId="828">
+  <w:style w:type="paragraph" w:styleId="832">
     <w:name w:val="Heading 6"/>
-    <w:basedOn w:val="881"/>
-    <w:next w:val="881"/>
-    <w:link w:val="838"/>
+    <w:basedOn w:val="885"/>
+    <w:next w:val="885"/>
+    <w:link w:val="842"/>
     <w:uiPriority w:val="9"/>
     <w:unhideWhenUsed/>
     <w:qFormat/>
@@ -31614,11 +31569,11 @@
       <w:color w:val="595959" w:themeColor="text1" w:themeTint="A6"/>
     </w:rPr>
   </w:style>
-  <w:style w:type="paragraph" w:styleId="829">
+  <w:style w:type="paragraph" w:styleId="833">
     <w:name w:val="Heading 7"/>
-    <w:basedOn w:val="881"/>
-    <w:next w:val="881"/>
-    <w:link w:val="839"/>
+    <w:basedOn w:val="885"/>
+    <w:next w:val="885"/>
+    <w:link w:val="843"/>
     <w:uiPriority w:val="9"/>
     <w:unhideWhenUsed/>
     <w:qFormat/>
@@ -31635,11 +31590,11 @@
       <w:color w:val="595959" w:themeColor="text1" w:themeTint="A6"/>
     </w:rPr>
   </w:style>
-  <w:style w:type="paragraph" w:styleId="830">
+  <w:style w:type="paragraph" w:styleId="834">
     <w:name w:val="Heading 8"/>
-    <w:basedOn w:val="881"/>
-    <w:next w:val="881"/>
-    <w:link w:val="840"/>
+    <w:basedOn w:val="885"/>
+    <w:next w:val="885"/>
+    <w:link w:val="844"/>
     <w:uiPriority w:val="9"/>
     <w:unhideWhenUsed/>
     <w:qFormat/>
@@ -31658,11 +31613,11 @@
       <w:color w:val="272727" w:themeColor="text1" w:themeTint="D8"/>
     </w:rPr>
   </w:style>
-  <w:style w:type="paragraph" w:styleId="831">
+  <w:style w:type="paragraph" w:styleId="835">
     <w:name w:val="Heading 9"/>
-    <w:basedOn w:val="881"/>
-    <w:next w:val="881"/>
-    <w:link w:val="841"/>
+    <w:basedOn w:val="885"/>
+    <w:next w:val="885"/>
+    <w:link w:val="845"/>
     <w:uiPriority w:val="9"/>
     <w:unhideWhenUsed/>
     <w:qFormat/>
@@ -31681,7 +31636,7 @@
       <w:color w:val="272727" w:themeColor="text1" w:themeTint="D8"/>
     </w:rPr>
   </w:style>
-  <w:style w:type="character" w:styleId="832" w:default="1">
+  <w:style w:type="character" w:styleId="836" w:default="1">
     <w:name w:val="Default Paragraph Font"/>
     <w:uiPriority w:val="1"/>
     <w:semiHidden/>
@@ -31692,10 +31647,10 @@
       <w:ind/>
     </w:pPr>
   </w:style>
-  <w:style w:type="character" w:styleId="833">
+  <w:style w:type="character" w:styleId="837">
     <w:name w:val="Heading 1 Char"/>
-    <w:basedOn w:val="832"/>
-    <w:link w:val="823"/>
+    <w:basedOn w:val="836"/>
+    <w:link w:val="827"/>
     <w:uiPriority w:val="9"/>
     <w:pPr>
       <w:pBdr/>
@@ -31709,10 +31664,10 @@
       <w:szCs w:val="40"/>
     </w:rPr>
   </w:style>
-  <w:style w:type="character" w:styleId="834">
+  <w:style w:type="character" w:styleId="838">
     <w:name w:val="Heading 2 Char"/>
-    <w:basedOn w:val="832"/>
-    <w:link w:val="824"/>
+    <w:basedOn w:val="836"/>
+    <w:link w:val="828"/>
     <w:uiPriority w:val="9"/>
     <w:pPr>
       <w:pBdr/>
@@ -31726,10 +31681,10 @@
       <w:szCs w:val="32"/>
     </w:rPr>
   </w:style>
-  <w:style w:type="character" w:styleId="835">
+  <w:style w:type="character" w:styleId="839">
     <w:name w:val="Heading 3 Char"/>
-    <w:basedOn w:val="832"/>
-    <w:link w:val="825"/>
+    <w:basedOn w:val="836"/>
+    <w:link w:val="829"/>
     <w:uiPriority w:val="9"/>
     <w:pPr>
       <w:pBdr/>
@@ -31743,10 +31698,10 @@
       <w:szCs w:val="28"/>
     </w:rPr>
   </w:style>
-  <w:style w:type="character" w:styleId="836">
+  <w:style w:type="character" w:styleId="840">
     <w:name w:val="Heading 4 Char"/>
-    <w:basedOn w:val="832"/>
-    <w:link w:val="826"/>
+    <w:basedOn w:val="836"/>
+    <w:link w:val="830"/>
     <w:uiPriority w:val="9"/>
     <w:pPr>
       <w:pBdr/>
@@ -31760,10 +31715,10 @@
       <w:color w:val="0f4761" w:themeColor="accent1" w:themeShade="BF"/>
     </w:rPr>
   </w:style>
-  <w:style w:type="character" w:styleId="837">
+  <w:style w:type="character" w:styleId="841">
     <w:name w:val="Heading 5 Char"/>
-    <w:basedOn w:val="832"/>
-    <w:link w:val="827"/>
+    <w:basedOn w:val="836"/>
+    <w:link w:val="831"/>
     <w:uiPriority w:val="9"/>
     <w:pPr>
       <w:pBdr/>
@@ -31775,10 +31730,10 @@
       <w:color w:val="0f4761" w:themeColor="accent1" w:themeShade="BF"/>
     </w:rPr>
   </w:style>
-  <w:style w:type="character" w:styleId="838">
+  <w:style w:type="character" w:styleId="842">
     <w:name w:val="Heading 6 Char"/>
-    <w:basedOn w:val="832"/>
-    <w:link w:val="828"/>
+    <w:basedOn w:val="836"/>
+    <w:link w:val="832"/>
     <w:uiPriority w:val="9"/>
     <w:pPr>
       <w:pBdr/>
@@ -31792,10 +31747,10 @@
       <w:color w:val="595959" w:themeColor="text1" w:themeTint="A6"/>
     </w:rPr>
   </w:style>
-  <w:style w:type="character" w:styleId="839">
+  <w:style w:type="character" w:styleId="843">
     <w:name w:val="Heading 7 Char"/>
-    <w:basedOn w:val="832"/>
-    <w:link w:val="829"/>
+    <w:basedOn w:val="836"/>
+    <w:link w:val="833"/>
     <w:uiPriority w:val="9"/>
     <w:pPr>
       <w:pBdr/>
@@ -31807,10 +31762,10 @@
       <w:color w:val="595959" w:themeColor="text1" w:themeTint="A6"/>
     </w:rPr>
   </w:style>
-  <w:style w:type="character" w:styleId="840">
+  <w:style w:type="character" w:styleId="844">
     <w:name w:val="Heading 8 Char"/>
-    <w:basedOn w:val="832"/>
-    <w:link w:val="830"/>
+    <w:basedOn w:val="836"/>
+    <w:link w:val="834"/>
     <w:uiPriority w:val="9"/>
     <w:pPr>
       <w:pBdr/>
@@ -31824,10 +31779,10 @@
       <w:color w:val="272727" w:themeColor="text1" w:themeTint="D8"/>
     </w:rPr>
   </w:style>
-  <w:style w:type="character" w:styleId="841">
+  <w:style w:type="character" w:styleId="845">
     <w:name w:val="Heading 9 Char"/>
-    <w:basedOn w:val="832"/>
-    <w:link w:val="831"/>
+    <w:basedOn w:val="836"/>
+    <w:link w:val="835"/>
     <w:uiPriority w:val="9"/>
     <w:pPr>
       <w:pBdr/>
@@ -31841,11 +31796,11 @@
       <w:color w:val="272727" w:themeColor="text1" w:themeTint="D8"/>
     </w:rPr>
   </w:style>
-  <w:style w:type="paragraph" w:styleId="842">
+  <w:style w:type="paragraph" w:styleId="846">
     <w:name w:val="Title"/>
-    <w:basedOn w:val="881"/>
-    <w:next w:val="881"/>
-    <w:link w:val="843"/>
+    <w:basedOn w:val="885"/>
+    <w:next w:val="885"/>
+    <w:link w:val="847"/>
     <w:uiPriority w:val="10"/>
     <w:qFormat/>
     <w:pPr>
@@ -31861,10 +31816,10 @@
       <w:szCs w:val="56"/>
     </w:rPr>
   </w:style>
-  <w:style w:type="character" w:styleId="843">
+  <w:style w:type="character" w:styleId="847">
     <w:name w:val="Title Char"/>
-    <w:basedOn w:val="832"/>
-    <w:link w:val="842"/>
+    <w:basedOn w:val="836"/>
+    <w:link w:val="846"/>
     <w:uiPriority w:val="10"/>
     <w:pPr>
       <w:pBdr/>
@@ -31878,11 +31833,11 @@
       <w:szCs w:val="56"/>
     </w:rPr>
   </w:style>
-  <w:style w:type="paragraph" w:styleId="844">
+  <w:style w:type="paragraph" w:styleId="848">
     <w:name w:val="Subtitle"/>
-    <w:basedOn w:val="881"/>
-    <w:next w:val="881"/>
-    <w:link w:val="845"/>
+    <w:basedOn w:val="885"/>
+    <w:next w:val="885"/>
+    <w:link w:val="849"/>
     <w:uiPriority w:val="11"/>
     <w:qFormat/>
     <w:pPr>
@@ -31900,10 +31855,10 @@
       <w:szCs w:val="28"/>
     </w:rPr>
   </w:style>
-  <w:style w:type="character" w:styleId="845">
+  <w:style w:type="character" w:styleId="849">
     <w:name w:val="Subtitle Char"/>
-    <w:basedOn w:val="832"/>
-    <w:link w:val="844"/>
+    <w:basedOn w:val="836"/>
+    <w:link w:val="848"/>
     <w:uiPriority w:val="11"/>
     <w:pPr>
       <w:pBdr/>
@@ -31917,11 +31872,11 @@
       <w:szCs w:val="28"/>
     </w:rPr>
   </w:style>
-  <w:style w:type="paragraph" w:styleId="846">
+  <w:style w:type="paragraph" w:styleId="850">
     <w:name w:val="Quote"/>
-    <w:basedOn w:val="881"/>
-    <w:next w:val="881"/>
-    <w:link w:val="847"/>
+    <w:basedOn w:val="885"/>
+    <w:next w:val="885"/>
+    <w:link w:val="851"/>
     <w:uiPriority w:val="29"/>
     <w:qFormat/>
     <w:pPr>
@@ -31936,10 +31891,10 @@
       <w:color w:val="404040" w:themeColor="text1" w:themeTint="BF"/>
     </w:rPr>
   </w:style>
-  <w:style w:type="character" w:styleId="847">
+  <w:style w:type="character" w:styleId="851">
     <w:name w:val="Quote Char"/>
-    <w:basedOn w:val="832"/>
-    <w:link w:val="846"/>
+    <w:basedOn w:val="836"/>
+    <w:link w:val="850"/>
     <w:uiPriority w:val="29"/>
     <w:pPr>
       <w:pBdr/>
@@ -31952,9 +31907,9 @@
       <w:color w:val="404040" w:themeColor="text1" w:themeTint="BF"/>
     </w:rPr>
   </w:style>
-  <w:style w:type="character" w:styleId="848">
+  <w:style w:type="character" w:styleId="852">
     <w:name w:val="Intense Emphasis"/>
-    <w:basedOn w:val="832"/>
+    <w:basedOn w:val="836"/>
     <w:uiPriority w:val="21"/>
     <w:qFormat/>
     <w:pPr>
@@ -31968,11 +31923,11 @@
       <w:color w:val="0f4761" w:themeColor="accent1" w:themeShade="BF"/>
     </w:rPr>
   </w:style>
-  <w:style w:type="paragraph" w:styleId="849">
+  <w:style w:type="paragraph" w:styleId="853">
     <w:name w:val="Intense Quote"/>
-    <w:basedOn w:val="881"/>
-    <w:next w:val="881"/>
-    <w:link w:val="850"/>
+    <w:basedOn w:val="885"/>
+    <w:next w:val="885"/>
+    <w:link w:val="854"/>
     <w:uiPriority w:val="30"/>
     <w:qFormat/>
     <w:pPr>
@@ -31990,10 +31945,10 @@
       <w:color w:val="0f4761" w:themeColor="accent1" w:themeShade="BF"/>
     </w:rPr>
   </w:style>
-  <w:style w:type="character" w:styleId="850">
+  <w:style w:type="character" w:styleId="854">
     <w:name w:val="Intense Quote Char"/>
-    <w:basedOn w:val="832"/>
-    <w:link w:val="849"/>
+    <w:basedOn w:val="836"/>
+    <w:link w:val="853"/>
     <w:uiPriority w:val="30"/>
     <w:pPr>
       <w:pBdr/>
@@ -32006,9 +31961,9 @@
       <w:color w:val="0f4761" w:themeColor="accent1" w:themeShade="BF"/>
     </w:rPr>
   </w:style>
-  <w:style w:type="character" w:styleId="851">
+  <w:style w:type="character" w:styleId="855">
     <w:name w:val="Intense Reference"/>
-    <w:basedOn w:val="832"/>
+    <w:basedOn w:val="836"/>
     <w:uiPriority w:val="32"/>
     <w:qFormat/>
     <w:pPr>
@@ -32024,9 +31979,9 @@
       <w:spacing w:val="5"/>
     </w:rPr>
   </w:style>
-  <w:style w:type="character" w:styleId="852">
+  <w:style w:type="character" w:styleId="856">
     <w:name w:val="Subtle Emphasis"/>
-    <w:basedOn w:val="832"/>
+    <w:basedOn w:val="836"/>
     <w:uiPriority w:val="19"/>
     <w:qFormat/>
     <w:pPr>
@@ -32040,9 +31995,9 @@
       <w:color w:val="404040" w:themeColor="text1" w:themeTint="BF"/>
     </w:rPr>
   </w:style>
-  <w:style w:type="character" w:styleId="853">
+  <w:style w:type="character" w:styleId="857">
     <w:name w:val="Emphasis"/>
-    <w:basedOn w:val="832"/>
+    <w:basedOn w:val="836"/>
     <w:uiPriority w:val="20"/>
     <w:qFormat/>
     <w:pPr>
@@ -32055,9 +32010,9 @@
       <w:iCs/>
     </w:rPr>
   </w:style>
-  <w:style w:type="character" w:styleId="854">
+  <w:style w:type="character" w:styleId="858">
     <w:name w:val="Strong"/>
-    <w:basedOn w:val="832"/>
+    <w:basedOn w:val="836"/>
     <w:uiPriority w:val="22"/>
     <w:qFormat/>
     <w:pPr>
@@ -32070,9 +32025,9 @@
       <w:bCs/>
     </w:rPr>
   </w:style>
-  <w:style w:type="character" w:styleId="855">
+  <w:style w:type="character" w:styleId="859">
     <w:name w:val="Subtle Reference"/>
-    <w:basedOn w:val="832"/>
+    <w:basedOn w:val="836"/>
     <w:uiPriority w:val="31"/>
     <w:qFormat/>
     <w:pPr>
@@ -32085,9 +32040,9 @@
       <w:color w:val="5a5a5a" w:themeColor="text1" w:themeTint="A5"/>
     </w:rPr>
   </w:style>
-  <w:style w:type="character" w:styleId="856">
+  <w:style w:type="character" w:styleId="860">
     <w:name w:val="Book Title"/>
-    <w:basedOn w:val="832"/>
+    <w:basedOn w:val="836"/>
     <w:uiPriority w:val="33"/>
     <w:qFormat/>
     <w:pPr>
@@ -32103,10 +32058,10 @@
       <w:spacing w:val="5"/>
     </w:rPr>
   </w:style>
-  <w:style w:type="paragraph" w:styleId="857">
+  <w:style w:type="paragraph" w:styleId="861">
     <w:name w:val="Header"/>
-    <w:basedOn w:val="881"/>
-    <w:link w:val="858"/>
+    <w:basedOn w:val="885"/>
+    <w:link w:val="862"/>
     <w:uiPriority w:val="99"/>
     <w:unhideWhenUsed/>
     <w:pPr>
@@ -32119,10 +32074,10 @@
       <w:ind/>
     </w:pPr>
   </w:style>
-  <w:style w:type="character" w:styleId="858">
+  <w:style w:type="character" w:styleId="862">
     <w:name w:val="Header Char"/>
-    <w:basedOn w:val="832"/>
-    <w:link w:val="857"/>
+    <w:basedOn w:val="836"/>
+    <w:link w:val="861"/>
     <w:uiPriority w:val="99"/>
     <w:pPr>
       <w:pBdr/>
@@ -32130,10 +32085,10 @@
       <w:ind/>
     </w:pPr>
   </w:style>
-  <w:style w:type="paragraph" w:styleId="859">
+  <w:style w:type="paragraph" w:styleId="863">
     <w:name w:val="Footer"/>
-    <w:basedOn w:val="881"/>
-    <w:link w:val="860"/>
+    <w:basedOn w:val="885"/>
+    <w:link w:val="864"/>
     <w:uiPriority w:val="99"/>
     <w:unhideWhenUsed/>
     <w:pPr>
@@ -32146,10 +32101,10 @@
       <w:ind/>
     </w:pPr>
   </w:style>
-  <w:style w:type="character" w:styleId="860">
+  <w:style w:type="character" w:styleId="864">
     <w:name w:val="Footer Char"/>
-    <w:basedOn w:val="832"/>
-    <w:link w:val="859"/>
+    <w:basedOn w:val="836"/>
+    <w:link w:val="863"/>
     <w:uiPriority w:val="99"/>
     <w:pPr>
       <w:pBdr/>
@@ -32157,10 +32112,10 @@
       <w:ind/>
     </w:pPr>
   </w:style>
-  <w:style w:type="paragraph" w:styleId="861">
+  <w:style w:type="paragraph" w:styleId="865">
     <w:name w:val="Caption"/>
-    <w:basedOn w:val="881"/>
-    <w:next w:val="881"/>
+    <w:basedOn w:val="885"/>
+    <w:next w:val="885"/>
     <w:uiPriority w:val="35"/>
     <w:unhideWhenUsed/>
     <w:qFormat/>
@@ -32177,10 +32132,10 @@
       <w:szCs w:val="18"/>
     </w:rPr>
   </w:style>
-  <w:style w:type="paragraph" w:styleId="862">
+  <w:style w:type="paragraph" w:styleId="866">
     <w:name w:val="footnote text"/>
-    <w:basedOn w:val="881"/>
-    <w:link w:val="863"/>
+    <w:basedOn w:val="885"/>
+    <w:link w:val="867"/>
     <w:uiPriority w:val="99"/>
     <w:semiHidden/>
     <w:unhideWhenUsed/>
@@ -32194,10 +32149,10 @@
       <w:szCs w:val="20"/>
     </w:rPr>
   </w:style>
-  <w:style w:type="character" w:styleId="863">
+  <w:style w:type="character" w:styleId="867">
     <w:name w:val="Footnote Text Char"/>
-    <w:basedOn w:val="832"/>
-    <w:link w:val="862"/>
+    <w:basedOn w:val="836"/>
+    <w:link w:val="866"/>
     <w:uiPriority w:val="99"/>
     <w:semiHidden/>
     <w:pPr>
@@ -32210,9 +32165,9 @@
       <w:szCs w:val="20"/>
     </w:rPr>
   </w:style>
-  <w:style w:type="character" w:styleId="864">
+  <w:style w:type="character" w:styleId="868">
     <w:name w:val="footnote reference"/>
-    <w:basedOn w:val="832"/>
+    <w:basedOn w:val="836"/>
     <w:uiPriority w:val="99"/>
     <w:semiHidden/>
     <w:unhideWhenUsed/>
@@ -32225,10 +32180,10 @@
       <w:vertAlign w:val="superscript"/>
     </w:rPr>
   </w:style>
-  <w:style w:type="paragraph" w:styleId="865">
+  <w:style w:type="paragraph" w:styleId="869">
     <w:name w:val="endnote text"/>
-    <w:basedOn w:val="881"/>
-    <w:link w:val="866"/>
+    <w:basedOn w:val="885"/>
+    <w:link w:val="870"/>
     <w:uiPriority w:val="99"/>
     <w:semiHidden/>
     <w:unhideWhenUsed/>
@@ -32242,10 +32197,10 @@
       <w:szCs w:val="20"/>
     </w:rPr>
   </w:style>
-  <w:style w:type="character" w:styleId="866">
+  <w:style w:type="character" w:styleId="870">
     <w:name w:val="Endnote Text Char"/>
-    <w:basedOn w:val="832"/>
-    <w:link w:val="865"/>
+    <w:basedOn w:val="836"/>
+    <w:link w:val="869"/>
     <w:uiPriority w:val="99"/>
     <w:semiHidden/>
     <w:pPr>
@@ -32258,9 +32213,9 @@
       <w:szCs w:val="20"/>
     </w:rPr>
   </w:style>
-  <w:style w:type="character" w:styleId="867">
+  <w:style w:type="character" w:styleId="871">
     <w:name w:val="endnote reference"/>
-    <w:basedOn w:val="832"/>
+    <w:basedOn w:val="836"/>
     <w:uiPriority w:val="99"/>
     <w:semiHidden/>
     <w:unhideWhenUsed/>
@@ -32273,9 +32228,9 @@
       <w:vertAlign w:val="superscript"/>
     </w:rPr>
   </w:style>
-  <w:style w:type="character" w:styleId="868">
+  <w:style w:type="character" w:styleId="872">
     <w:name w:val="Hyperlink"/>
-    <w:basedOn w:val="832"/>
+    <w:basedOn w:val="836"/>
     <w:uiPriority w:val="99"/>
     <w:unhideWhenUsed/>
     <w:pPr>
@@ -32288,9 +32243,9 @@
       <w:u w:val="single"/>
     </w:rPr>
   </w:style>
-  <w:style w:type="character" w:styleId="869">
+  <w:style w:type="character" w:styleId="873">
     <w:name w:val="FollowedHyperlink"/>
-    <w:basedOn w:val="832"/>
+    <w:basedOn w:val="836"/>
     <w:uiPriority w:val="99"/>
     <w:semiHidden/>
     <w:unhideWhenUsed/>
@@ -32304,10 +32259,10 @@
       <w:u w:val="single"/>
     </w:rPr>
   </w:style>
-  <w:style w:type="paragraph" w:styleId="870">
+  <w:style w:type="paragraph" w:styleId="874">
     <w:name w:val="toc 1"/>
-    <w:basedOn w:val="881"/>
-    <w:next w:val="881"/>
+    <w:basedOn w:val="885"/>
+    <w:next w:val="885"/>
     <w:uiPriority w:val="39"/>
     <w:unhideWhenUsed/>
     <w:pPr>
@@ -32316,10 +32271,10 @@
       <w:ind/>
     </w:pPr>
   </w:style>
-  <w:style w:type="paragraph" w:styleId="871">
+  <w:style w:type="paragraph" w:styleId="875">
     <w:name w:val="toc 2"/>
-    <w:basedOn w:val="881"/>
-    <w:next w:val="881"/>
+    <w:basedOn w:val="885"/>
+    <w:next w:val="885"/>
     <w:uiPriority w:val="39"/>
     <w:unhideWhenUsed/>
     <w:pPr>
@@ -32328,10 +32283,10 @@
       <w:ind w:left="220"/>
     </w:pPr>
   </w:style>
-  <w:style w:type="paragraph" w:styleId="872">
+  <w:style w:type="paragraph" w:styleId="876">
     <w:name w:val="toc 3"/>
-    <w:basedOn w:val="881"/>
-    <w:next w:val="881"/>
+    <w:basedOn w:val="885"/>
+    <w:next w:val="885"/>
     <w:uiPriority w:val="39"/>
     <w:unhideWhenUsed/>
     <w:pPr>
@@ -32340,10 +32295,10 @@
       <w:ind w:left="440"/>
     </w:pPr>
   </w:style>
-  <w:style w:type="paragraph" w:styleId="873">
+  <w:style w:type="paragraph" w:styleId="877">
     <w:name w:val="toc 4"/>
-    <w:basedOn w:val="881"/>
-    <w:next w:val="881"/>
+    <w:basedOn w:val="885"/>
+    <w:next w:val="885"/>
     <w:uiPriority w:val="39"/>
     <w:unhideWhenUsed/>
     <w:pPr>
@@ -32352,10 +32307,10 @@
       <w:ind w:left="660"/>
     </w:pPr>
   </w:style>
-  <w:style w:type="paragraph" w:styleId="874">
+  <w:style w:type="paragraph" w:styleId="878">
     <w:name w:val="toc 5"/>
-    <w:basedOn w:val="881"/>
-    <w:next w:val="881"/>
+    <w:basedOn w:val="885"/>
+    <w:next w:val="885"/>
     <w:uiPriority w:val="39"/>
     <w:unhideWhenUsed/>
     <w:pPr>
@@ -32364,10 +32319,10 @@
       <w:ind w:left="880"/>
     </w:pPr>
   </w:style>
-  <w:style w:type="paragraph" w:styleId="875">
+  <w:style w:type="paragraph" w:styleId="879">
     <w:name w:val="toc 6"/>
-    <w:basedOn w:val="881"/>
-    <w:next w:val="881"/>
+    <w:basedOn w:val="885"/>
+    <w:next w:val="885"/>
     <w:uiPriority w:val="39"/>
     <w:unhideWhenUsed/>
     <w:pPr>
@@ -32376,10 +32331,10 @@
       <w:ind w:left="1100"/>
     </w:pPr>
   </w:style>
-  <w:style w:type="paragraph" w:styleId="876">
+  <w:style w:type="paragraph" w:styleId="880">
     <w:name w:val="toc 7"/>
-    <w:basedOn w:val="881"/>
-    <w:next w:val="881"/>
+    <w:basedOn w:val="885"/>
+    <w:next w:val="885"/>
     <w:uiPriority w:val="39"/>
     <w:unhideWhenUsed/>
     <w:pPr>
@@ -32388,10 +32343,10 @@
       <w:ind w:left="1320"/>
     </w:pPr>
   </w:style>
-  <w:style w:type="paragraph" w:styleId="877">
+  <w:style w:type="paragraph" w:styleId="881">
     <w:name w:val="toc 8"/>
-    <w:basedOn w:val="881"/>
-    <w:next w:val="881"/>
+    <w:basedOn w:val="885"/>
+    <w:next w:val="885"/>
     <w:uiPriority w:val="39"/>
     <w:unhideWhenUsed/>
     <w:pPr>
@@ -32400,10 +32355,10 @@
       <w:ind w:left="1540"/>
     </w:pPr>
   </w:style>
-  <w:style w:type="paragraph" w:styleId="878">
+  <w:style w:type="paragraph" w:styleId="882">
     <w:name w:val="toc 9"/>
-    <w:basedOn w:val="881"/>
-    <w:next w:val="881"/>
+    <w:basedOn w:val="885"/>
+    <w:next w:val="885"/>
     <w:uiPriority w:val="39"/>
     <w:unhideWhenUsed/>
     <w:pPr>
@@ -32412,7 +32367,7 @@
       <w:ind w:left="1760"/>
     </w:pPr>
   </w:style>
-  <w:style w:type="paragraph" w:styleId="879">
+  <w:style w:type="paragraph" w:styleId="883">
     <w:name w:val="TOC Heading"/>
     <w:uiPriority w:val="39"/>
     <w:unhideWhenUsed/>
@@ -32422,10 +32377,10 @@
       <w:ind/>
     </w:pPr>
   </w:style>
-  <w:style w:type="paragraph" w:styleId="880">
+  <w:style w:type="paragraph" w:styleId="884">
     <w:name w:val="table of figures"/>
-    <w:basedOn w:val="881"/>
-    <w:next w:val="881"/>
+    <w:basedOn w:val="885"/>
+    <w:next w:val="885"/>
     <w:uiPriority w:val="99"/>
     <w:unhideWhenUsed/>
     <w:pPr>
@@ -32434,7 +32389,7 @@
       <w:ind/>
     </w:pPr>
   </w:style>
-  <w:style w:type="paragraph" w:styleId="881" w:default="1">
+  <w:style w:type="paragraph" w:styleId="885" w:default="1">
     <w:name w:val="Normal"/>
     <w:qFormat/>
     <w:pPr>
@@ -32443,7 +32398,7 @@
       <w:ind/>
     </w:pPr>
   </w:style>
-  <w:style w:type="table" w:styleId="882" w:default="1">
+  <w:style w:type="table" w:styleId="886" w:default="1">
     <w:name w:val="Normal Table"/>
     <w:uiPriority w:val="99"/>
     <w:semiHidden/>
@@ -32455,13 +32410,13 @@
     </w:pPr>
     <w:tblPr>
       <w:tblInd w:w="0" w:type="dxa"/>
-      <w:tblBorders/>
       <w:tblCellMar>
         <w:left w:w="108" w:type="dxa"/>
         <w:top w:w="0" w:type="dxa"/>
         <w:right w:w="108" w:type="dxa"/>
         <w:bottom w:w="0" w:type="dxa"/>
       </w:tblCellMar>
+      <w:tblBorders/>
     </w:tblPr>
     <w:tcPr>
       <w:tcBorders/>
@@ -32636,7 +32591,7 @@
       </w:tcPr>
     </w:tblStylePr>
   </w:style>
-  <w:style w:type="numbering" w:styleId="883" w:default="1">
+  <w:style w:type="numbering" w:styleId="887" w:default="1">
     <w:name w:val="No List"/>
     <w:uiPriority w:val="99"/>
     <w:semiHidden/>
@@ -32647,9 +32602,9 @@
       <w:ind/>
     </w:pPr>
   </w:style>
-  <w:style w:type="paragraph" w:styleId="884">
+  <w:style w:type="paragraph" w:styleId="888">
     <w:name w:val="No Spacing"/>
-    <w:basedOn w:val="881"/>
+    <w:basedOn w:val="885"/>
     <w:uiPriority w:val="1"/>
     <w:qFormat/>
     <w:pPr>
@@ -32658,9 +32613,9 @@
       <w:ind/>
     </w:pPr>
   </w:style>
-  <w:style w:type="paragraph" w:styleId="885">
+  <w:style w:type="paragraph" w:styleId="889">
     <w:name w:val="List Paragraph"/>
-    <w:basedOn w:val="881"/>
+    <w:basedOn w:val="885"/>
     <w:uiPriority w:val="34"/>
     <w:qFormat/>
     <w:pPr>
